--- a/docs/studyguides/arithmeticonalgebraicfractions.docx
+++ b/docs/studyguides/arithmeticonalgebraicfractions.docx
@@ -52,7 +52,7 @@
         </w:rPr>
         <w:t xml:space="preserve"> </w:t>
       </w:r>
-      <w:hyperlink r:id="rId20">
+      <w:hyperlink r:id="rId9">
         <w:r>
           <w:rPr>
             <w:rStyle w:val="Hyperlink"/>
@@ -76,7 +76,7 @@
         </w:rPr>
         <w:t xml:space="preserve"> </w:t>
       </w:r>
-      <w:hyperlink r:id="rId21">
+      <w:hyperlink r:id="rId10">
         <w:r>
           <w:rPr>
             <w:rStyle w:val="Hyperlink"/>
@@ -100,7 +100,7 @@
         </w:rPr>
         <w:t xml:space="preserve"> </w:t>
       </w:r>
-      <w:hyperlink r:id="rId22">
+      <w:hyperlink r:id="rId11">
         <w:r>
           <w:rPr>
             <w:rStyle w:val="Hyperlink"/>
@@ -131,7 +131,7 @@
         </w:rPr>
         <w:t xml:space="preserve"> </w:t>
       </w:r>
-      <w:hyperlink r:id="rId23">
+      <w:hyperlink r:id="rId12">
         <w:r>
           <w:rPr>
             <w:rStyle w:val="Hyperlink"/>
@@ -159,7 +159,7 @@
       <w:r>
         <w:t xml:space="preserve"> </w:t>
       </w:r>
-      <w:hyperlink r:id="rId22">
+      <w:hyperlink r:id="rId11">
         <w:r>
           <w:rPr>
             <w:rStyle w:val="Hyperlink"/>
@@ -217,7 +217,7 @@
       <w:r>
         <w:t xml:space="preserve"> </w:t>
       </w:r>
-      <w:hyperlink r:id="rId21">
+      <w:hyperlink r:id="rId10">
         <w:r>
           <w:rPr>
             <w:rStyle w:val="Hyperlink"/>
@@ -232,7 +232,7 @@
         <w:t xml:space="preserve">still apply to algebraic fractions. You will learn how to add, subtract, multiply and divide algebraic fractions, and simplify compound fractions (fractions within fractions), while keeping track of any restricted values.</w:t>
       </w:r>
     </w:p>
-    <w:bookmarkStart w:id="43" w:name="X3693a7e2dcd25ce8a7e698268997d8fc8d73cd6"/>
+    <w:bookmarkStart w:id="32" w:name="X3693a7e2dcd25ce8a7e698268997d8fc8d73cd6"/>
     <w:p>
       <w:pPr>
         <w:pStyle w:val="Heading1"/>
@@ -311,18 +311,18 @@
                 <wp:inline>
                   <wp:extent cx="152400" cy="152400"/>
                   <wp:effectExtent b="0" l="0" r="0" t="0"/>
-                  <wp:docPr descr="" title="" id="25" name="Picture"/>
+                  <wp:docPr descr="" title="" id="14" name="Picture"/>
                   <a:graphic>
                     <a:graphicData uri="http://schemas.openxmlformats.org/drawingml/2006/picture">
                       <pic:pic>
                         <pic:nvPicPr>
-                          <pic:cNvPr descr="/Applications/quarto/share/formats/docx/note.png" id="26" name="Picture"/>
+                          <pic:cNvPr descr="/Applications/quarto/share/formats/docx/note.png" id="15" name="Picture"/>
                           <pic:cNvPicPr>
                             <a:picLocks noChangeArrowheads="1" noChangeAspect="1"/>
                           </pic:cNvPicPr>
                         </pic:nvPicPr>
                         <pic:blipFill>
-                          <a:blip r:embed="rId24"/>
+                          <a:blip r:embed="rId13"/>
                           <a:stretch>
                             <a:fillRect/>
                           </a:stretch>
@@ -492,7 +492,7 @@
       <w:r>
         <w:t xml:space="preserve"> </w:t>
       </w:r>
-      <w:hyperlink r:id="rId22">
+      <w:hyperlink r:id="rId11">
         <w:r>
           <w:rPr>
             <w:rStyle w:val="Hyperlink"/>
@@ -544,18 +544,18 @@
                 <wp:inline>
                   <wp:extent cx="152400" cy="152400"/>
                   <wp:effectExtent b="0" l="0" r="0" t="0"/>
-                  <wp:docPr descr="" title="" id="27" name="Picture"/>
+                  <wp:docPr descr="" title="" id="16" name="Picture"/>
                   <a:graphic>
                     <a:graphicData uri="http://schemas.openxmlformats.org/drawingml/2006/picture">
                       <pic:pic>
                         <pic:nvPicPr>
-                          <pic:cNvPr descr="/Applications/quarto/share/formats/docx/note.png" id="28" name="Picture"/>
+                          <pic:cNvPr descr="/Applications/quarto/share/formats/docx/note.png" id="17" name="Picture"/>
                           <pic:cNvPicPr>
                             <a:picLocks noChangeArrowheads="1" noChangeAspect="1"/>
                           </pic:cNvPicPr>
                         </pic:nvPicPr>
                         <pic:blipFill>
-                          <a:blip r:embed="rId24"/>
+                          <a:blip r:embed="rId13"/>
                           <a:stretch>
                             <a:fillRect/>
                           </a:stretch>
@@ -775,8 +775,8 @@
                 <m:r>
                   <m:rPr>
                     <m:nor/>
+                    <m:scr m:val="sans-serif"/>
                     <m:sty m:val="p"/>
-                    <m:scr m:val="sans-serif"/>
                   </m:rPr>
                   <m:t>if </m:t>
                 </m:r>
@@ -872,18 +872,18 @@
                 <wp:inline>
                   <wp:extent cx="152400" cy="152400"/>
                   <wp:effectExtent b="0" l="0" r="0" t="0"/>
-                  <wp:docPr descr="" title="" id="29" name="Picture"/>
+                  <wp:docPr descr="" title="" id="18" name="Picture"/>
                   <a:graphic>
                     <a:graphicData uri="http://schemas.openxmlformats.org/drawingml/2006/picture">
                       <pic:pic>
                         <pic:nvPicPr>
-                          <pic:cNvPr descr="/Applications/quarto/share/formats/docx/note.png" id="30" name="Picture"/>
+                          <pic:cNvPr descr="/Applications/quarto/share/formats/docx/note.png" id="19" name="Picture"/>
                           <pic:cNvPicPr>
                             <a:picLocks noChangeArrowheads="1" noChangeAspect="1"/>
                           </pic:cNvPicPr>
                         </pic:nvPicPr>
                         <pic:blipFill>
-                          <a:blip r:embed="rId24"/>
+                          <a:blip r:embed="rId13"/>
                           <a:stretch>
                             <a:fillRect/>
                           </a:stretch>
@@ -1052,18 +1052,18 @@
                 <wp:inline>
                   <wp:extent cx="152400" cy="152400"/>
                   <wp:effectExtent b="0" l="0" r="0" t="0"/>
-                  <wp:docPr descr="" title="" id="31" name="Picture"/>
+                  <wp:docPr descr="" title="" id="20" name="Picture"/>
                   <a:graphic>
                     <a:graphicData uri="http://schemas.openxmlformats.org/drawingml/2006/picture">
                       <pic:pic>
                         <pic:nvPicPr>
-                          <pic:cNvPr descr="/Applications/quarto/share/formats/docx/note.png" id="32" name="Picture"/>
+                          <pic:cNvPr descr="/Applications/quarto/share/formats/docx/note.png" id="21" name="Picture"/>
                           <pic:cNvPicPr>
                             <a:picLocks noChangeArrowheads="1" noChangeAspect="1"/>
                           </pic:cNvPicPr>
                         </pic:nvPicPr>
                         <pic:blipFill>
-                          <a:blip r:embed="rId24"/>
+                          <a:blip r:embed="rId13"/>
                           <a:stretch>
                             <a:fillRect/>
                           </a:stretch>
@@ -1233,28 +1233,30 @@
                 <m:r>
                   <m:t>x</m:t>
                 </m:r>
-                <m:d>
-                  <m:dPr>
-                    <m:begChr m:val="("/>
-                    <m:sepChr m:val=""/>
-                    <m:endChr m:val=")"/>
-                    <m:grow/>
-                  </m:dPr>
-                  <m:e>
-                    <m:r>
-                      <m:t>x</m:t>
-                    </m:r>
-                    <m:r>
-                      <m:rPr>
-                        <m:sty m:val="p"/>
-                      </m:rPr>
-                      <m:t>+</m:t>
-                    </m:r>
-                    <m:r>
-                      <m:t>1</m:t>
-                    </m:r>
-                  </m:e>
-                </m:d>
+                <m:r>
+                  <m:rPr>
+                    <m:sty m:val="p"/>
+                  </m:rPr>
+                  <m:t>(</m:t>
+                </m:r>
+                <m:r>
+                  <m:t>x</m:t>
+                </m:r>
+                <m:r>
+                  <m:rPr>
+                    <m:sty m:val="p"/>
+                  </m:rPr>
+                  <m:t>+</m:t>
+                </m:r>
+                <m:r>
+                  <m:t>1</m:t>
+                </m:r>
+                <m:r>
+                  <m:rPr>
+                    <m:sty m:val="p"/>
+                  </m:rPr>
+                  <m:t>)</m:t>
+                </m:r>
               </m:oMath>
             </m:oMathPara>
           </w:p>
@@ -1318,28 +1320,30 @@
               <m:r>
                 <m:t>x</m:t>
               </m:r>
-              <m:d>
-                <m:dPr>
-                  <m:begChr m:val="("/>
-                  <m:sepChr m:val=""/>
-                  <m:endChr m:val=")"/>
-                  <m:grow/>
-                </m:dPr>
-                <m:e>
-                  <m:r>
-                    <m:t>x</m:t>
-                  </m:r>
-                  <m:r>
-                    <m:rPr>
-                      <m:sty m:val="p"/>
-                    </m:rPr>
-                    <m:t>+</m:t>
-                  </m:r>
-                  <m:r>
-                    <m:t>1</m:t>
-                  </m:r>
-                </m:e>
-              </m:d>
+              <m:r>
+                <m:rPr>
+                  <m:sty m:val="p"/>
+                </m:rPr>
+                <m:t>(</m:t>
+              </m:r>
+              <m:r>
+                <m:t>x</m:t>
+              </m:r>
+              <m:r>
+                <m:rPr>
+                  <m:sty m:val="p"/>
+                </m:rPr>
+                <m:t>+</m:t>
+              </m:r>
+              <m:r>
+                <m:t>1</m:t>
+              </m:r>
+              <m:r>
+                <m:rPr>
+                  <m:sty m:val="p"/>
+                </m:rPr>
+                <m:t>)</m:t>
+              </m:r>
             </m:oMath>
             <w:r>
               <w:t xml:space="preserve"> </w:t>
@@ -1415,28 +1419,30 @@
                           <m:r>
                             <m:t>x</m:t>
                           </m:r>
-                          <m:d>
-                            <m:dPr>
-                              <m:begChr m:val="("/>
-                              <m:sepChr m:val=""/>
-                              <m:endChr m:val=")"/>
-                              <m:grow/>
-                            </m:dPr>
-                            <m:e>
-                              <m:r>
-                                <m:t>x</m:t>
-                              </m:r>
-                              <m:r>
-                                <m:rPr>
-                                  <m:sty m:val="p"/>
-                                </m:rPr>
-                                <m:t>+</m:t>
-                              </m:r>
-                              <m:r>
-                                <m:t>1</m:t>
-                              </m:r>
-                            </m:e>
-                          </m:d>
+                          <m:r>
+                            <m:rPr>
+                              <m:sty m:val="p"/>
+                            </m:rPr>
+                            <m:t>(</m:t>
+                          </m:r>
+                          <m:r>
+                            <m:t>x</m:t>
+                          </m:r>
+                          <m:r>
+                            <m:rPr>
+                              <m:sty m:val="p"/>
+                            </m:rPr>
+                            <m:t>+</m:t>
+                          </m:r>
+                          <m:r>
+                            <m:t>1</m:t>
+                          </m:r>
+                          <m:r>
+                            <m:rPr>
+                              <m:sty m:val="p"/>
+                            </m:rPr>
+                            <m:t>)</m:t>
+                          </m:r>
                         </m:den>
                       </m:f>
                     </m:e>
@@ -1505,28 +1511,30 @@
               <m:r>
                 <m:t>x</m:t>
               </m:r>
-              <m:d>
-                <m:dPr>
-                  <m:begChr m:val="("/>
-                  <m:sepChr m:val=""/>
-                  <m:endChr m:val=")"/>
-                  <m:grow/>
-                </m:dPr>
-                <m:e>
-                  <m:r>
-                    <m:t>x</m:t>
-                  </m:r>
-                  <m:r>
-                    <m:rPr>
-                      <m:sty m:val="p"/>
-                    </m:rPr>
-                    <m:t>+</m:t>
-                  </m:r>
-                  <m:r>
-                    <m:t>1</m:t>
-                  </m:r>
-                </m:e>
-              </m:d>
+              <m:r>
+                <m:rPr>
+                  <m:sty m:val="p"/>
+                </m:rPr>
+                <m:t>(</m:t>
+              </m:r>
+              <m:r>
+                <m:t>x</m:t>
+              </m:r>
+              <m:r>
+                <m:rPr>
+                  <m:sty m:val="p"/>
+                </m:rPr>
+                <m:t>+</m:t>
+              </m:r>
+              <m:r>
+                <m:t>1</m:t>
+              </m:r>
+              <m:r>
+                <m:rPr>
+                  <m:sty m:val="p"/>
+                </m:rPr>
+                <m:t>)</m:t>
+              </m:r>
             </m:oMath>
             <w:r>
               <w:t xml:space="preserve"> </w:t>
@@ -1602,232 +1610,12 @@
                           <m:r>
                             <m:t>x</m:t>
                           </m:r>
-                          <m:d>
-                            <m:dPr>
-                              <m:begChr m:val="("/>
-                              <m:sepChr m:val=""/>
-                              <m:endChr m:val=")"/>
-                              <m:grow/>
-                            </m:dPr>
-                            <m:e>
-                              <m:r>
-                                <m:t>x</m:t>
-                              </m:r>
-                              <m:r>
-                                <m:rPr>
-                                  <m:sty m:val="p"/>
-                                </m:rPr>
-                                <m:t>+</m:t>
-                              </m:r>
-                              <m:r>
-                                <m:t>1</m:t>
-                              </m:r>
-                            </m:e>
-                          </m:d>
-                        </m:den>
-                      </m:f>
-                    </m:e>
-                  </m:mr>
-                </m:m>
-              </m:oMath>
-            </m:oMathPara>
-          </w:p>
-          <w:p>
-            <w:pPr>
-              <w:pStyle w:val="FirstParagraph"/>
-            </w:pPr>
-            <w:r>
-              <w:t xml:space="preserve">Now the denominators are the same, you can add the numerators:</w:t>
-            </w:r>
-          </w:p>
-          <w:p>
-            <w:pPr>
-              <w:pStyle w:val="BodyText"/>
-            </w:pPr>
-            <m:oMathPara>
-              <m:oMathParaPr>
-                <m:jc m:val="center"/>
-              </m:oMathParaPr>
-              <m:oMath>
-                <m:m>
-                  <m:mPr>
-                    <m:baseJc m:val="center"/>
-                    <m:plcHide m:val="on"/>
-                    <m:mcs>
-                      <m:mc>
-                        <m:mcPr>
-                          <m:mcJc m:val="right"/>
-                          <m:count m:val="1"/>
-                        </m:mcPr>
-                      </m:mc>
-                      <m:mc>
-                        <m:mcPr>
-                          <m:mcJc m:val="left"/>
-                          <m:count m:val="1"/>
-                        </m:mcPr>
-                      </m:mc>
-                    </m:mcs>
-                  </m:mPr>
-                  <m:mr>
-                    <m:e>
-                      <m:f>
-                        <m:fPr>
-                          <m:type m:val="bar"/>
-                        </m:fPr>
-                        <m:num>
-                          <m:r>
-                            <m:t>1</m:t>
-                          </m:r>
-                        </m:num>
-                        <m:den>
-                          <m:r>
-                            <m:t>x</m:t>
-                          </m:r>
-                        </m:den>
-                      </m:f>
-                      <m:r>
-                        <m:rPr>
-                          <m:sty m:val="p"/>
-                        </m:rPr>
-                        <m:t>+</m:t>
-                      </m:r>
-                      <m:f>
-                        <m:fPr>
-                          <m:type m:val="bar"/>
-                        </m:fPr>
-                        <m:num>
-                          <m:r>
-                            <m:t>1</m:t>
-                          </m:r>
-                        </m:num>
-                        <m:den>
-                          <m:r>
-                            <m:t>x</m:t>
-                          </m:r>
                           <m:r>
                             <m:rPr>
                               <m:sty m:val="p"/>
                             </m:rPr>
-                            <m:t>+</m:t>
+                            <m:t>(</m:t>
                           </m:r>
-                          <m:r>
-                            <m:t>1</m:t>
-                          </m:r>
-                        </m:den>
-                      </m:f>
-                    </m:e>
-                    <m:e>
-                      <m:r>
-                        <m:rPr>
-                          <m:sty m:val="p"/>
-                        </m:rPr>
-                        <m:t>=</m:t>
-                      </m:r>
-                      <m:f>
-                        <m:fPr>
-                          <m:type m:val="bar"/>
-                        </m:fPr>
-                        <m:num>
-                          <m:r>
-                            <m:t>x</m:t>
-                          </m:r>
-                          <m:r>
-                            <m:rPr>
-                              <m:sty m:val="p"/>
-                            </m:rPr>
-                            <m:t>+</m:t>
-                          </m:r>
-                          <m:r>
-                            <m:t>1</m:t>
-                          </m:r>
-                        </m:num>
-                        <m:den>
-                          <m:r>
-                            <m:t>x</m:t>
-                          </m:r>
-                          <m:d>
-                            <m:dPr>
-                              <m:begChr m:val="("/>
-                              <m:sepChr m:val=""/>
-                              <m:endChr m:val=")"/>
-                              <m:grow/>
-                            </m:dPr>
-                            <m:e>
-                              <m:r>
-                                <m:t>x</m:t>
-                              </m:r>
-                              <m:r>
-                                <m:rPr>
-                                  <m:sty m:val="p"/>
-                                </m:rPr>
-                                <m:t>+</m:t>
-                              </m:r>
-                              <m:r>
-                                <m:t>1</m:t>
-                              </m:r>
-                            </m:e>
-                          </m:d>
-                        </m:den>
-                      </m:f>
-                      <m:r>
-                        <m:rPr>
-                          <m:sty m:val="p"/>
-                        </m:rPr>
-                        <m:t>+</m:t>
-                      </m:r>
-                      <m:f>
-                        <m:fPr>
-                          <m:type m:val="bar"/>
-                        </m:fPr>
-                        <m:num>
-                          <m:r>
-                            <m:t>x</m:t>
-                          </m:r>
-                        </m:num>
-                        <m:den>
-                          <m:r>
-                            <m:t>x</m:t>
-                          </m:r>
-                          <m:d>
-                            <m:dPr>
-                              <m:begChr m:val="("/>
-                              <m:sepChr m:val=""/>
-                              <m:endChr m:val=")"/>
-                              <m:grow/>
-                            </m:dPr>
-                            <m:e>
-                              <m:r>
-                                <m:t>x</m:t>
-                              </m:r>
-                              <m:r>
-                                <m:rPr>
-                                  <m:sty m:val="p"/>
-                                </m:rPr>
-                                <m:t>+</m:t>
-                              </m:r>
-                              <m:r>
-                                <m:t>1</m:t>
-                              </m:r>
-                            </m:e>
-                          </m:d>
-                        </m:den>
-                      </m:f>
-                    </m:e>
-                  </m:mr>
-                  <m:mr>
-                    <m:e/>
-                    <m:e>
-                      <m:r>
-                        <m:rPr>
-                          <m:sty m:val="p"/>
-                        </m:rPr>
-                        <m:t>=</m:t>
-                      </m:r>
-                      <m:f>
-                        <m:fPr>
-                          <m:type m:val="bar"/>
-                        </m:fPr>
-                        <m:num>
                           <m:r>
                             <m:t>x</m:t>
                           </m:r>
@@ -1844,161 +1632,372 @@
                             <m:rPr>
                               <m:sty m:val="p"/>
                             </m:rPr>
-                            <m:t>+</m:t>
+                            <m:t>)</m:t>
                           </m:r>
-                          <m:r>
-                            <m:t>x</m:t>
-                          </m:r>
-                        </m:num>
-                        <m:den>
-                          <m:r>
-                            <m:t>x</m:t>
-                          </m:r>
-                          <m:d>
-                            <m:dPr>
-                              <m:begChr m:val="("/>
-                              <m:sepChr m:val=""/>
-                              <m:endChr m:val=")"/>
-                              <m:grow/>
-                            </m:dPr>
-                            <m:e>
-                              <m:r>
-                                <m:t>x</m:t>
-                              </m:r>
-                              <m:r>
-                                <m:rPr>
-                                  <m:sty m:val="p"/>
-                                </m:rPr>
-                                <m:t>+</m:t>
-                              </m:r>
-                              <m:r>
-                                <m:t>1</m:t>
-                              </m:r>
-                            </m:e>
-                          </m:d>
                         </m:den>
                       </m:f>
                     </m:e>
                   </m:mr>
-                  <m:mr>
-                    <m:e/>
-                    <m:e>
-                      <m:r>
-                        <m:rPr>
-                          <m:sty m:val="p"/>
-                        </m:rPr>
-                        <m:t>=</m:t>
-                      </m:r>
-                      <m:f>
-                        <m:fPr>
-                          <m:type m:val="bar"/>
-                        </m:fPr>
-                        <m:num>
-                          <m:r>
-                            <m:t>2</m:t>
-                          </m:r>
-                          <m:r>
-                            <m:t>x</m:t>
-                          </m:r>
-                          <m:r>
-                            <m:rPr>
-                              <m:sty m:val="p"/>
-                            </m:rPr>
-                            <m:t>+</m:t>
-                          </m:r>
-                          <m:r>
-                            <m:t>1</m:t>
-                          </m:r>
-                        </m:num>
-                        <m:den>
-                          <m:r>
-                            <m:t>x</m:t>
-                          </m:r>
-                          <m:d>
-                            <m:dPr>
-                              <m:begChr m:val="("/>
-                              <m:sepChr m:val=""/>
-                              <m:endChr m:val=")"/>
-                              <m:grow/>
-                            </m:dPr>
-                            <m:e>
-                              <m:r>
-                                <m:t>x</m:t>
-                              </m:r>
-                              <m:r>
-                                <m:rPr>
-                                  <m:sty m:val="p"/>
-                                </m:rPr>
-                                <m:t>+</m:t>
-                              </m:r>
-                              <m:r>
-                                <m:t>1</m:t>
-                              </m:r>
-                            </m:e>
-                          </m:d>
-                        </m:den>
-                      </m:f>
-                      <m:r>
-                        <m:t>  </m:t>
-                      </m:r>
-                      <m:r>
-                        <m:rPr>
-                          <m:nor/>
-                          <m:sty m:val="p"/>
-                          <m:scr m:val="sans-serif"/>
-                        </m:rPr>
-                        <m:t>if </m:t>
-                      </m:r>
-                      <m:r>
-                        <m:t> </m:t>
-                      </m:r>
-                      <m:r>
-                        <m:t>x</m:t>
-                      </m:r>
-                      <m:r>
-                        <m:rPr>
-                          <m:sty m:val="p"/>
-                        </m:rPr>
-                        <m:t>≠</m:t>
-                      </m:r>
-                      <m:r>
-                        <m:t>0</m:t>
-                      </m:r>
-                      <m:r>
-                        <m:t> </m:t>
-                      </m:r>
-                      <m:r>
-                        <m:rPr>
-                          <m:nor/>
-                          <m:sty m:val="p"/>
-                          <m:scr m:val="sans-serif"/>
-                        </m:rPr>
-                        <m:t> and </m:t>
-                      </m:r>
-                      <m:r>
-                        <m:t> </m:t>
-                      </m:r>
-                      <m:r>
-                        <m:t>x</m:t>
-                      </m:r>
-                      <m:r>
-                        <m:rPr>
-                          <m:sty m:val="p"/>
-                        </m:rPr>
-                        <m:t>≠</m:t>
-                      </m:r>
-                      <m:r>
-                        <m:rPr>
-                          <m:sty m:val="p"/>
-                        </m:rPr>
-                        <m:t>−</m:t>
-                      </m:r>
-                      <m:r>
-                        <m:t>1</m:t>
-                      </m:r>
-                    </m:e>
-                  </m:mr>
                 </m:m>
+              </m:oMath>
+            </m:oMathPara>
+          </w:p>
+          <w:p>
+            <w:pPr>
+              <w:pStyle w:val="FirstParagraph"/>
+            </w:pPr>
+            <w:r>
+              <w:t xml:space="preserve">Now the denominators are the same, you can add the numerators:</w:t>
+            </w:r>
+          </w:p>
+          <w:p>
+            <w:pPr>
+              <w:pStyle w:val="BodyText"/>
+            </w:pPr>
+            <m:oMathPara>
+              <m:oMathParaPr>
+                <m:jc m:val="center"/>
+              </m:oMathParaPr>
+              <m:oMath>
+                <m:eqArr>
+                  <m:e>
+                    <m:f>
+                      <m:fPr>
+                        <m:type m:val="bar"/>
+                      </m:fPr>
+                      <m:num>
+                        <m:r>
+                          <m:t>1</m:t>
+                        </m:r>
+                      </m:num>
+                      <m:den>
+                        <m:r>
+                          <m:t>x</m:t>
+                        </m:r>
+                      </m:den>
+                    </m:f>
+                    <m:r>
+                      <m:rPr>
+                        <m:sty m:val="p"/>
+                      </m:rPr>
+                      <m:t>+</m:t>
+                    </m:r>
+                    <m:f>
+                      <m:fPr>
+                        <m:type m:val="bar"/>
+                      </m:fPr>
+                      <m:num>
+                        <m:r>
+                          <m:t>1</m:t>
+                        </m:r>
+                      </m:num>
+                      <m:den>
+                        <m:r>
+                          <m:t>x</m:t>
+                        </m:r>
+                        <m:r>
+                          <m:rPr>
+                            <m:sty m:val="p"/>
+                          </m:rPr>
+                          <m:t>+</m:t>
+                        </m:r>
+                        <m:r>
+                          <m:t>1</m:t>
+                        </m:r>
+                      </m:den>
+                    </m:f>
+                    <m:r>
+                      <m:t>&amp;</m:t>
+                    </m:r>
+                    <m:r>
+                      <m:rPr>
+                        <m:sty m:val="p"/>
+                      </m:rPr>
+                      <m:t>=</m:t>
+                    </m:r>
+                    <m:f>
+                      <m:fPr>
+                        <m:type m:val="bar"/>
+                      </m:fPr>
+                      <m:num>
+                        <m:r>
+                          <m:t>x</m:t>
+                        </m:r>
+                        <m:r>
+                          <m:rPr>
+                            <m:sty m:val="p"/>
+                          </m:rPr>
+                          <m:t>+</m:t>
+                        </m:r>
+                        <m:r>
+                          <m:t>1</m:t>
+                        </m:r>
+                      </m:num>
+                      <m:den>
+                        <m:r>
+                          <m:t>x</m:t>
+                        </m:r>
+                        <m:r>
+                          <m:rPr>
+                            <m:sty m:val="p"/>
+                          </m:rPr>
+                          <m:t>(</m:t>
+                        </m:r>
+                        <m:r>
+                          <m:t>x</m:t>
+                        </m:r>
+                        <m:r>
+                          <m:rPr>
+                            <m:sty m:val="p"/>
+                          </m:rPr>
+                          <m:t>+</m:t>
+                        </m:r>
+                        <m:r>
+                          <m:t>1</m:t>
+                        </m:r>
+                        <m:r>
+                          <m:rPr>
+                            <m:sty m:val="p"/>
+                          </m:rPr>
+                          <m:t>)</m:t>
+                        </m:r>
+                      </m:den>
+                    </m:f>
+                    <m:r>
+                      <m:rPr>
+                        <m:sty m:val="p"/>
+                      </m:rPr>
+                      <m:t>+</m:t>
+                    </m:r>
+                    <m:f>
+                      <m:fPr>
+                        <m:type m:val="bar"/>
+                      </m:fPr>
+                      <m:num>
+                        <m:r>
+                          <m:t>x</m:t>
+                        </m:r>
+                      </m:num>
+                      <m:den>
+                        <m:r>
+                          <m:t>x</m:t>
+                        </m:r>
+                        <m:r>
+                          <m:rPr>
+                            <m:sty m:val="p"/>
+                          </m:rPr>
+                          <m:t>(</m:t>
+                        </m:r>
+                        <m:r>
+                          <m:t>x</m:t>
+                        </m:r>
+                        <m:r>
+                          <m:rPr>
+                            <m:sty m:val="p"/>
+                          </m:rPr>
+                          <m:t>+</m:t>
+                        </m:r>
+                        <m:r>
+                          <m:t>1</m:t>
+                        </m:r>
+                        <m:r>
+                          <m:rPr>
+                            <m:sty m:val="p"/>
+                          </m:rPr>
+                          <m:t>)</m:t>
+                        </m:r>
+                      </m:den>
+                    </m:f>
+                  </m:e>
+                  <m:e>
+                    <m:r>
+                      <m:t>&amp;</m:t>
+                    </m:r>
+                    <m:r>
+                      <m:rPr>
+                        <m:sty m:val="p"/>
+                      </m:rPr>
+                      <m:t>=</m:t>
+                    </m:r>
+                    <m:f>
+                      <m:fPr>
+                        <m:type m:val="bar"/>
+                      </m:fPr>
+                      <m:num>
+                        <m:r>
+                          <m:t>x</m:t>
+                        </m:r>
+                        <m:r>
+                          <m:rPr>
+                            <m:sty m:val="p"/>
+                          </m:rPr>
+                          <m:t>+</m:t>
+                        </m:r>
+                        <m:r>
+                          <m:t>1</m:t>
+                        </m:r>
+                        <m:r>
+                          <m:rPr>
+                            <m:sty m:val="p"/>
+                          </m:rPr>
+                          <m:t>+</m:t>
+                        </m:r>
+                        <m:r>
+                          <m:t>x</m:t>
+                        </m:r>
+                      </m:num>
+                      <m:den>
+                        <m:r>
+                          <m:t>x</m:t>
+                        </m:r>
+                        <m:r>
+                          <m:rPr>
+                            <m:sty m:val="p"/>
+                          </m:rPr>
+                          <m:t>(</m:t>
+                        </m:r>
+                        <m:r>
+                          <m:t>x</m:t>
+                        </m:r>
+                        <m:r>
+                          <m:rPr>
+                            <m:sty m:val="p"/>
+                          </m:rPr>
+                          <m:t>+</m:t>
+                        </m:r>
+                        <m:r>
+                          <m:t>1</m:t>
+                        </m:r>
+                        <m:r>
+                          <m:rPr>
+                            <m:sty m:val="p"/>
+                          </m:rPr>
+                          <m:t>)</m:t>
+                        </m:r>
+                      </m:den>
+                    </m:f>
+                  </m:e>
+                  <m:e>
+                    <m:r>
+                      <m:t>&amp;</m:t>
+                    </m:r>
+                    <m:r>
+                      <m:rPr>
+                        <m:sty m:val="p"/>
+                      </m:rPr>
+                      <m:t>=</m:t>
+                    </m:r>
+                    <m:f>
+                      <m:fPr>
+                        <m:type m:val="bar"/>
+                      </m:fPr>
+                      <m:num>
+                        <m:r>
+                          <m:t>2</m:t>
+                        </m:r>
+                        <m:r>
+                          <m:t>x</m:t>
+                        </m:r>
+                        <m:r>
+                          <m:rPr>
+                            <m:sty m:val="p"/>
+                          </m:rPr>
+                          <m:t>+</m:t>
+                        </m:r>
+                        <m:r>
+                          <m:t>1</m:t>
+                        </m:r>
+                      </m:num>
+                      <m:den>
+                        <m:r>
+                          <m:t>x</m:t>
+                        </m:r>
+                        <m:r>
+                          <m:rPr>
+                            <m:sty m:val="p"/>
+                          </m:rPr>
+                          <m:t>(</m:t>
+                        </m:r>
+                        <m:r>
+                          <m:t>x</m:t>
+                        </m:r>
+                        <m:r>
+                          <m:rPr>
+                            <m:sty m:val="p"/>
+                          </m:rPr>
+                          <m:t>+</m:t>
+                        </m:r>
+                        <m:r>
+                          <m:t>1</m:t>
+                        </m:r>
+                        <m:r>
+                          <m:rPr>
+                            <m:sty m:val="p"/>
+                          </m:rPr>
+                          <m:t>)</m:t>
+                        </m:r>
+                      </m:den>
+                    </m:f>
+                    <m:r>
+                      <m:t>  </m:t>
+                    </m:r>
+                    <m:r>
+                      <m:rPr>
+                        <m:nor/>
+                        <m:scr m:val="sans-serif"/>
+                        <m:sty m:val="p"/>
+                      </m:rPr>
+                      <m:t>if </m:t>
+                    </m:r>
+                    <m:r>
+                      <m:t> </m:t>
+                    </m:r>
+                    <m:r>
+                      <m:t>x</m:t>
+                    </m:r>
+                    <m:r>
+                      <m:rPr>
+                        <m:sty m:val="p"/>
+                      </m:rPr>
+                      <m:t>≠</m:t>
+                    </m:r>
+                    <m:r>
+                      <m:t>0</m:t>
+                    </m:r>
+                    <m:r>
+                      <m:t> </m:t>
+                    </m:r>
+                    <m:r>
+                      <m:rPr>
+                        <m:nor/>
+                        <m:scr m:val="sans-serif"/>
+                        <m:sty m:val="p"/>
+                      </m:rPr>
+                      <m:t> and </m:t>
+                    </m:r>
+                    <m:r>
+                      <m:t> </m:t>
+                    </m:r>
+                    <m:r>
+                      <m:t>x</m:t>
+                    </m:r>
+                    <m:r>
+                      <m:rPr>
+                        <m:sty m:val="p"/>
+                      </m:rPr>
+                      <m:t>≠</m:t>
+                    </m:r>
+                    <m:r>
+                      <m:rPr>
+                        <m:sty m:val="p"/>
+                      </m:rPr>
+                      <m:t>−</m:t>
+                    </m:r>
+                    <m:r>
+                      <m:t>1</m:t>
+                    </m:r>
+                  </m:e>
+                </m:eqArr>
               </m:oMath>
             </m:oMathPara>
           </w:p>
@@ -2076,18 +2075,18 @@
                 <wp:inline>
                   <wp:extent cx="152400" cy="152400"/>
                   <wp:effectExtent b="0" l="0" r="0" t="0"/>
-                  <wp:docPr descr="" title="" id="34" name="Picture"/>
+                  <wp:docPr descr="" title="" id="23" name="Picture"/>
                   <a:graphic>
                     <a:graphicData uri="http://schemas.openxmlformats.org/drawingml/2006/picture">
                       <pic:pic>
                         <pic:nvPicPr>
-                          <pic:cNvPr descr="/Applications/quarto/share/formats/docx/tip.png" id="35" name="Picture"/>
+                          <pic:cNvPr descr="/Applications/quarto/share/formats/docx/tip.png" id="24" name="Picture"/>
                           <pic:cNvPicPr>
                             <a:picLocks noChangeArrowheads="1" noChangeAspect="1"/>
                           </pic:cNvPicPr>
                         </pic:nvPicPr>
                         <pic:blipFill>
-                          <a:blip r:embed="rId33"/>
+                          <a:blip r:embed="rId22"/>
                           <a:stretch>
                             <a:fillRect/>
                           </a:stretch>
@@ -2581,18 +2580,18 @@
                 <wp:inline>
                   <wp:extent cx="152400" cy="152400"/>
                   <wp:effectExtent b="0" l="0" r="0" t="0"/>
-                  <wp:docPr descr="" title="" id="36" name="Picture"/>
+                  <wp:docPr descr="" title="" id="25" name="Picture"/>
                   <a:graphic>
                     <a:graphicData uri="http://schemas.openxmlformats.org/drawingml/2006/picture">
                       <pic:pic>
                         <pic:nvPicPr>
-                          <pic:cNvPr descr="/Applications/quarto/share/formats/docx/note.png" id="37" name="Picture"/>
+                          <pic:cNvPr descr="/Applications/quarto/share/formats/docx/note.png" id="26" name="Picture"/>
                           <pic:cNvPicPr>
                             <a:picLocks noChangeArrowheads="1" noChangeAspect="1"/>
                           </pic:cNvPicPr>
                         </pic:nvPicPr>
                         <pic:blipFill>
-                          <a:blip r:embed="rId24"/>
+                          <a:blip r:embed="rId13"/>
                           <a:stretch>
                             <a:fillRect/>
                           </a:stretch>
@@ -2748,28 +2747,30 @@
               <m:r>
                 <m:t>x</m:t>
               </m:r>
-              <m:d>
-                <m:dPr>
-                  <m:begChr m:val="("/>
-                  <m:sepChr m:val=""/>
-                  <m:endChr m:val=")"/>
-                  <m:grow/>
-                </m:dPr>
-                <m:e>
-                  <m:r>
-                    <m:t>x</m:t>
-                  </m:r>
-                  <m:r>
-                    <m:rPr>
-                      <m:sty m:val="p"/>
-                    </m:rPr>
-                    <m:t>+</m:t>
-                  </m:r>
-                  <m:r>
-                    <m:t>1</m:t>
-                  </m:r>
-                </m:e>
-              </m:d>
+              <m:r>
+                <m:rPr>
+                  <m:sty m:val="p"/>
+                </m:rPr>
+                <m:t>(</m:t>
+              </m:r>
+              <m:r>
+                <m:t>x</m:t>
+              </m:r>
+              <m:r>
+                <m:rPr>
+                  <m:sty m:val="p"/>
+                </m:rPr>
+                <m:t>+</m:t>
+              </m:r>
+              <m:r>
+                <m:t>1</m:t>
+              </m:r>
+              <m:r>
+                <m:rPr>
+                  <m:sty m:val="p"/>
+                </m:rPr>
+                <m:t>)</m:t>
+              </m:r>
             </m:oMath>
             <w:r>
               <w:t xml:space="preserve">. This is the denominator of your final answer.</w:t>
@@ -2946,266 +2947,253 @@
                 <m:jc m:val="center"/>
               </m:oMathParaPr>
               <m:oMath>
-                <m:m>
-                  <m:mPr>
-                    <m:baseJc m:val="center"/>
-                    <m:plcHide m:val="on"/>
-                    <m:mcs>
-                      <m:mc>
-                        <m:mcPr>
-                          <m:mcJc m:val="right"/>
-                          <m:count m:val="1"/>
-                        </m:mcPr>
-                      </m:mc>
-                      <m:mc>
-                        <m:mcPr>
-                          <m:mcJc m:val="left"/>
-                          <m:count m:val="1"/>
-                        </m:mcPr>
-                      </m:mc>
-                    </m:mcs>
-                  </m:mPr>
-                  <m:mr>
-                    <m:e>
-                      <m:f>
-                        <m:fPr>
-                          <m:type m:val="bar"/>
-                        </m:fPr>
-                        <m:num>
-                          <m:r>
-                            <m:t>1</m:t>
-                          </m:r>
-                        </m:num>
-                        <m:den>
-                          <m:r>
-                            <m:t>x</m:t>
-                          </m:r>
-                        </m:den>
-                      </m:f>
-                      <m:r>
-                        <m:rPr>
-                          <m:sty m:val="p"/>
-                        </m:rPr>
-                        <m:t>+</m:t>
-                      </m:r>
-                      <m:f>
-                        <m:fPr>
-                          <m:type m:val="bar"/>
-                        </m:fPr>
-                        <m:num>
-                          <m:r>
-                            <m:t>1</m:t>
-                          </m:r>
-                        </m:num>
-                        <m:den>
-                          <m:r>
-                            <m:t>x</m:t>
-                          </m:r>
-                          <m:r>
-                            <m:rPr>
-                              <m:sty m:val="p"/>
-                            </m:rPr>
-                            <m:t>+</m:t>
-                          </m:r>
-                          <m:r>
-                            <m:t>1</m:t>
-                          </m:r>
-                        </m:den>
-                      </m:f>
-                    </m:e>
-                    <m:e>
-                      <m:r>
-                        <m:rPr>
-                          <m:sty m:val="p"/>
-                        </m:rPr>
-                        <m:t>=</m:t>
-                      </m:r>
-                      <m:f>
-                        <m:fPr>
-                          <m:type m:val="bar"/>
-                        </m:fPr>
-                        <m:num>
-                          <m:d>
-                            <m:dPr>
-                              <m:begChr m:val="("/>
-                              <m:sepChr m:val=""/>
-                              <m:endChr m:val=")"/>
-                              <m:grow/>
-                            </m:dPr>
-                            <m:e>
-                              <m:r>
-                                <m:t>x</m:t>
-                              </m:r>
-                              <m:r>
-                                <m:rPr>
-                                  <m:sty m:val="p"/>
-                                </m:rPr>
-                                <m:t>+</m:t>
-                              </m:r>
-                              <m:r>
-                                <m:t>1</m:t>
-                              </m:r>
-                            </m:e>
-                          </m:d>
-                          <m:r>
-                            <m:rPr>
-                              <m:sty m:val="p"/>
-                            </m:rPr>
-                            <m:t>+</m:t>
-                          </m:r>
-                          <m:r>
-                            <m:t>x</m:t>
-                          </m:r>
-                        </m:num>
-                        <m:den>
-                          <m:r>
-                            <m:t>x</m:t>
-                          </m:r>
-                          <m:d>
-                            <m:dPr>
-                              <m:begChr m:val="("/>
-                              <m:sepChr m:val=""/>
-                              <m:endChr m:val=")"/>
-                              <m:grow/>
-                            </m:dPr>
-                            <m:e>
-                              <m:r>
-                                <m:t>x</m:t>
-                              </m:r>
-                              <m:r>
-                                <m:rPr>
-                                  <m:sty m:val="p"/>
-                                </m:rPr>
-                                <m:t>+</m:t>
-                              </m:r>
-                              <m:r>
-                                <m:t>1</m:t>
-                              </m:r>
-                            </m:e>
-                          </m:d>
-                        </m:den>
-                      </m:f>
-                    </m:e>
-                  </m:mr>
-                  <m:mr>
-                    <m:e/>
-                    <m:e>
-                      <m:r>
-                        <m:rPr>
-                          <m:sty m:val="p"/>
-                        </m:rPr>
-                        <m:t>=</m:t>
-                      </m:r>
-                      <m:f>
-                        <m:fPr>
-                          <m:type m:val="bar"/>
-                        </m:fPr>
-                        <m:num>
-                          <m:r>
-                            <m:t>2</m:t>
-                          </m:r>
-                          <m:r>
-                            <m:t>x</m:t>
-                          </m:r>
-                          <m:r>
-                            <m:rPr>
-                              <m:sty m:val="p"/>
-                            </m:rPr>
-                            <m:t>+</m:t>
-                          </m:r>
-                          <m:r>
-                            <m:t>1</m:t>
-                          </m:r>
-                        </m:num>
-                        <m:den>
-                          <m:r>
-                            <m:t>x</m:t>
-                          </m:r>
-                          <m:d>
-                            <m:dPr>
-                              <m:begChr m:val="("/>
-                              <m:sepChr m:val=""/>
-                              <m:endChr m:val=")"/>
-                              <m:grow/>
-                            </m:dPr>
-                            <m:e>
-                              <m:r>
-                                <m:t>x</m:t>
-                              </m:r>
-                              <m:r>
-                                <m:rPr>
-                                  <m:sty m:val="p"/>
-                                </m:rPr>
-                                <m:t>+</m:t>
-                              </m:r>
-                              <m:r>
-                                <m:t>1</m:t>
-                              </m:r>
-                            </m:e>
-                          </m:d>
-                        </m:den>
-                      </m:f>
-                      <m:r>
-                        <m:t>  </m:t>
-                      </m:r>
-                      <m:r>
-                        <m:rPr>
-                          <m:nor/>
-                          <m:sty m:val="p"/>
-                          <m:scr m:val="sans-serif"/>
-                        </m:rPr>
-                        <m:t>if </m:t>
-                      </m:r>
-                      <m:r>
-                        <m:t> </m:t>
-                      </m:r>
-                      <m:r>
-                        <m:t>x</m:t>
-                      </m:r>
-                      <m:r>
-                        <m:rPr>
-                          <m:sty m:val="p"/>
-                        </m:rPr>
-                        <m:t>≠</m:t>
-                      </m:r>
-                      <m:r>
-                        <m:t>0</m:t>
-                      </m:r>
-                      <m:r>
-                        <m:t> </m:t>
-                      </m:r>
-                      <m:r>
-                        <m:rPr>
-                          <m:nor/>
-                          <m:sty m:val="p"/>
-                          <m:scr m:val="sans-serif"/>
-                        </m:rPr>
-                        <m:t> and </m:t>
-                      </m:r>
-                      <m:r>
-                        <m:t> </m:t>
-                      </m:r>
-                      <m:r>
-                        <m:t>x</m:t>
-                      </m:r>
-                      <m:r>
-                        <m:rPr>
-                          <m:sty m:val="p"/>
-                        </m:rPr>
-                        <m:t>≠</m:t>
-                      </m:r>
-                      <m:r>
-                        <m:rPr>
-                          <m:sty m:val="p"/>
-                        </m:rPr>
-                        <m:t>−</m:t>
-                      </m:r>
-                      <m:r>
-                        <m:t>1</m:t>
-                      </m:r>
-                    </m:e>
-                  </m:mr>
-                </m:m>
+                <m:eqArr>
+                  <m:e>
+                    <m:f>
+                      <m:fPr>
+                        <m:type m:val="bar"/>
+                      </m:fPr>
+                      <m:num>
+                        <m:r>
+                          <m:t>1</m:t>
+                        </m:r>
+                      </m:num>
+                      <m:den>
+                        <m:r>
+                          <m:t>x</m:t>
+                        </m:r>
+                      </m:den>
+                    </m:f>
+                    <m:r>
+                      <m:rPr>
+                        <m:sty m:val="p"/>
+                      </m:rPr>
+                      <m:t>+</m:t>
+                    </m:r>
+                    <m:f>
+                      <m:fPr>
+                        <m:type m:val="bar"/>
+                      </m:fPr>
+                      <m:num>
+                        <m:r>
+                          <m:t>1</m:t>
+                        </m:r>
+                      </m:num>
+                      <m:den>
+                        <m:r>
+                          <m:t>x</m:t>
+                        </m:r>
+                        <m:r>
+                          <m:rPr>
+                            <m:sty m:val="p"/>
+                          </m:rPr>
+                          <m:t>+</m:t>
+                        </m:r>
+                        <m:r>
+                          <m:t>1</m:t>
+                        </m:r>
+                      </m:den>
+                    </m:f>
+                    <m:r>
+                      <m:t>&amp;</m:t>
+                    </m:r>
+                    <m:r>
+                      <m:rPr>
+                        <m:sty m:val="p"/>
+                      </m:rPr>
+                      <m:t>=</m:t>
+                    </m:r>
+                    <m:f>
+                      <m:fPr>
+                        <m:type m:val="bar"/>
+                      </m:fPr>
+                      <m:num>
+                        <m:r>
+                          <m:rPr>
+                            <m:sty m:val="p"/>
+                          </m:rPr>
+                          <m:t>(</m:t>
+                        </m:r>
+                        <m:r>
+                          <m:t>x</m:t>
+                        </m:r>
+                        <m:r>
+                          <m:rPr>
+                            <m:sty m:val="p"/>
+                          </m:rPr>
+                          <m:t>+</m:t>
+                        </m:r>
+                        <m:r>
+                          <m:t>1</m:t>
+                        </m:r>
+                        <m:r>
+                          <m:rPr>
+                            <m:sty m:val="p"/>
+                          </m:rPr>
+                          <m:t>)</m:t>
+                        </m:r>
+                        <m:r>
+                          <m:rPr>
+                            <m:sty m:val="p"/>
+                          </m:rPr>
+                          <m:t>+</m:t>
+                        </m:r>
+                        <m:r>
+                          <m:t>x</m:t>
+                        </m:r>
+                      </m:num>
+                      <m:den>
+                        <m:r>
+                          <m:t>x</m:t>
+                        </m:r>
+                        <m:r>
+                          <m:rPr>
+                            <m:sty m:val="p"/>
+                          </m:rPr>
+                          <m:t>(</m:t>
+                        </m:r>
+                        <m:r>
+                          <m:t>x</m:t>
+                        </m:r>
+                        <m:r>
+                          <m:rPr>
+                            <m:sty m:val="p"/>
+                          </m:rPr>
+                          <m:t>+</m:t>
+                        </m:r>
+                        <m:r>
+                          <m:t>1</m:t>
+                        </m:r>
+                        <m:r>
+                          <m:rPr>
+                            <m:sty m:val="p"/>
+                          </m:rPr>
+                          <m:t>)</m:t>
+                        </m:r>
+                      </m:den>
+                    </m:f>
+                  </m:e>
+                  <m:e>
+                    <m:r>
+                      <m:t>&amp;</m:t>
+                    </m:r>
+                    <m:r>
+                      <m:rPr>
+                        <m:sty m:val="p"/>
+                      </m:rPr>
+                      <m:t>=</m:t>
+                    </m:r>
+                    <m:f>
+                      <m:fPr>
+                        <m:type m:val="bar"/>
+                      </m:fPr>
+                      <m:num>
+                        <m:r>
+                          <m:t>2</m:t>
+                        </m:r>
+                        <m:r>
+                          <m:t>x</m:t>
+                        </m:r>
+                        <m:r>
+                          <m:rPr>
+                            <m:sty m:val="p"/>
+                          </m:rPr>
+                          <m:t>+</m:t>
+                        </m:r>
+                        <m:r>
+                          <m:t>1</m:t>
+                        </m:r>
+                      </m:num>
+                      <m:den>
+                        <m:r>
+                          <m:t>x</m:t>
+                        </m:r>
+                        <m:r>
+                          <m:rPr>
+                            <m:sty m:val="p"/>
+                          </m:rPr>
+                          <m:t>(</m:t>
+                        </m:r>
+                        <m:r>
+                          <m:t>x</m:t>
+                        </m:r>
+                        <m:r>
+                          <m:rPr>
+                            <m:sty m:val="p"/>
+                          </m:rPr>
+                          <m:t>+</m:t>
+                        </m:r>
+                        <m:r>
+                          <m:t>1</m:t>
+                        </m:r>
+                        <m:r>
+                          <m:rPr>
+                            <m:sty m:val="p"/>
+                          </m:rPr>
+                          <m:t>)</m:t>
+                        </m:r>
+                      </m:den>
+                    </m:f>
+                    <m:r>
+                      <m:t>  </m:t>
+                    </m:r>
+                    <m:r>
+                      <m:rPr>
+                        <m:nor/>
+                        <m:scr m:val="sans-serif"/>
+                        <m:sty m:val="p"/>
+                      </m:rPr>
+                      <m:t>if </m:t>
+                    </m:r>
+                    <m:r>
+                      <m:t> </m:t>
+                    </m:r>
+                    <m:r>
+                      <m:t>x</m:t>
+                    </m:r>
+                    <m:r>
+                      <m:rPr>
+                        <m:sty m:val="p"/>
+                      </m:rPr>
+                      <m:t>≠</m:t>
+                    </m:r>
+                    <m:r>
+                      <m:t>0</m:t>
+                    </m:r>
+                    <m:r>
+                      <m:t> </m:t>
+                    </m:r>
+                    <m:r>
+                      <m:rPr>
+                        <m:nor/>
+                        <m:scr m:val="sans-serif"/>
+                        <m:sty m:val="p"/>
+                      </m:rPr>
+                      <m:t> and </m:t>
+                    </m:r>
+                    <m:r>
+                      <m:t> </m:t>
+                    </m:r>
+                    <m:r>
+                      <m:t>x</m:t>
+                    </m:r>
+                    <m:r>
+                      <m:rPr>
+                        <m:sty m:val="p"/>
+                      </m:rPr>
+                      <m:t>≠</m:t>
+                    </m:r>
+                    <m:r>
+                      <m:rPr>
+                        <m:sty m:val="p"/>
+                      </m:rPr>
+                      <m:t>−</m:t>
+                    </m:r>
+                    <m:r>
+                      <m:t>1</m:t>
+                    </m:r>
+                  </m:e>
+                </m:eqArr>
               </m:oMath>
             </m:oMathPara>
           </w:p>
@@ -3280,18 +3268,18 @@
                 <wp:inline>
                   <wp:extent cx="152400" cy="152400"/>
                   <wp:effectExtent b="0" l="0" r="0" t="0"/>
-                  <wp:docPr descr="" title="" id="38" name="Picture"/>
+                  <wp:docPr descr="" title="" id="27" name="Picture"/>
                   <a:graphic>
                     <a:graphicData uri="http://schemas.openxmlformats.org/drawingml/2006/picture">
                       <pic:pic>
                         <pic:nvPicPr>
-                          <pic:cNvPr descr="/Applications/quarto/share/formats/docx/note.png" id="39" name="Picture"/>
+                          <pic:cNvPr descr="/Applications/quarto/share/formats/docx/note.png" id="28" name="Picture"/>
                           <pic:cNvPicPr>
                             <a:picLocks noChangeArrowheads="1" noChangeAspect="1"/>
                           </pic:cNvPicPr>
                         </pic:nvPicPr>
                         <pic:blipFill>
-                          <a:blip r:embed="rId24"/>
+                          <a:blip r:embed="rId13"/>
                           <a:stretch>
                             <a:fillRect/>
                           </a:stretch>
@@ -3383,71 +3371,12 @@
                   <m:r>
                     <m:t>t</m:t>
                   </m:r>
-                  <m:d>
-                    <m:dPr>
-                      <m:begChr m:val="("/>
-                      <m:sepChr m:val=""/>
-                      <m:endChr m:val=")"/>
-                      <m:grow/>
-                    </m:dPr>
-                    <m:e>
-                      <m:r>
-                        <m:t>t</m:t>
-                      </m:r>
-                      <m:r>
-                        <m:rPr>
-                          <m:sty m:val="p"/>
-                        </m:rPr>
-                        <m:t>−</m:t>
-                      </m:r>
-                      <m:r>
-                        <m:t>1</m:t>
-                      </m:r>
-                    </m:e>
-                  </m:d>
-                </m:den>
-              </m:f>
-            </m:oMath>
-            <w:r>
-              <w:t xml:space="preserve">.</w:t>
-            </w:r>
-          </w:p>
-          <w:p>
-            <w:pPr>
-              <w:pStyle w:val="BodyText"/>
-            </w:pPr>
-            <w:r>
-              <w:t xml:space="preserve">Here, the denominators are</w:t>
-            </w:r>
-            <w:r>
-              <w:t xml:space="preserve"> </w:t>
-            </w:r>
-            <m:oMath>
-              <m:r>
-                <m:t>t</m:t>
-              </m:r>
-            </m:oMath>
-            <w:r>
-              <w:t xml:space="preserve"> </w:t>
-            </w:r>
-            <w:r>
-              <w:t xml:space="preserve">and</w:t>
-            </w:r>
-            <w:r>
-              <w:t xml:space="preserve"> </w:t>
-            </w:r>
-            <m:oMath>
-              <m:r>
-                <m:t>t</m:t>
-              </m:r>
-              <m:d>
-                <m:dPr>
-                  <m:begChr m:val="("/>
-                  <m:sepChr m:val=""/>
-                  <m:endChr m:val=")"/>
-                  <m:grow/>
-                </m:dPr>
-                <m:e>
+                  <m:r>
+                    <m:rPr>
+                      <m:sty m:val="p"/>
+                    </m:rPr>
+                    <m:t>(</m:t>
+                  </m:r>
                   <m:r>
                     <m:t>t</m:t>
                   </m:r>
@@ -3460,8 +3389,71 @@
                   <m:r>
                     <m:t>1</m:t>
                   </m:r>
-                </m:e>
-              </m:d>
+                  <m:r>
+                    <m:rPr>
+                      <m:sty m:val="p"/>
+                    </m:rPr>
+                    <m:t>)</m:t>
+                  </m:r>
+                </m:den>
+              </m:f>
+            </m:oMath>
+            <w:r>
+              <w:t xml:space="preserve">.</w:t>
+            </w:r>
+          </w:p>
+          <w:p>
+            <w:pPr>
+              <w:pStyle w:val="BodyText"/>
+            </w:pPr>
+            <w:r>
+              <w:t xml:space="preserve">Here, the denominators are</w:t>
+            </w:r>
+            <w:r>
+              <w:t xml:space="preserve"> </w:t>
+            </w:r>
+            <m:oMath>
+              <m:r>
+                <m:t>t</m:t>
+              </m:r>
+            </m:oMath>
+            <w:r>
+              <w:t xml:space="preserve"> </w:t>
+            </w:r>
+            <w:r>
+              <w:t xml:space="preserve">and</w:t>
+            </w:r>
+            <w:r>
+              <w:t xml:space="preserve"> </w:t>
+            </w:r>
+            <m:oMath>
+              <m:r>
+                <m:t>t</m:t>
+              </m:r>
+              <m:r>
+                <m:rPr>
+                  <m:sty m:val="p"/>
+                </m:rPr>
+                <m:t>(</m:t>
+              </m:r>
+              <m:r>
+                <m:t>t</m:t>
+              </m:r>
+              <m:r>
+                <m:rPr>
+                  <m:sty m:val="p"/>
+                </m:rPr>
+                <m:t>−</m:t>
+              </m:r>
+              <m:r>
+                <m:t>1</m:t>
+              </m:r>
+              <m:r>
+                <m:rPr>
+                  <m:sty m:val="p"/>
+                </m:rPr>
+                <m:t>)</m:t>
+              </m:r>
             </m:oMath>
             <w:r>
               <w:t xml:space="preserve">, so multiply together to get</w:t>
@@ -3482,28 +3474,30 @@
                   </m:r>
                 </m:sup>
               </m:sSup>
-              <m:d>
-                <m:dPr>
-                  <m:begChr m:val="("/>
-                  <m:sepChr m:val=""/>
-                  <m:endChr m:val=")"/>
-                  <m:grow/>
-                </m:dPr>
-                <m:e>
-                  <m:r>
-                    <m:t>t</m:t>
-                  </m:r>
-                  <m:r>
-                    <m:rPr>
-                      <m:sty m:val="p"/>
-                    </m:rPr>
-                    <m:t>−</m:t>
-                  </m:r>
-                  <m:r>
-                    <m:t>1</m:t>
-                  </m:r>
-                </m:e>
-              </m:d>
+              <m:r>
+                <m:rPr>
+                  <m:sty m:val="p"/>
+                </m:rPr>
+                <m:t>(</m:t>
+              </m:r>
+              <m:r>
+                <m:t>t</m:t>
+              </m:r>
+              <m:r>
+                <m:rPr>
+                  <m:sty m:val="p"/>
+                </m:rPr>
+                <m:t>−</m:t>
+              </m:r>
+              <m:r>
+                <m:t>1</m:t>
+              </m:r>
+              <m:r>
+                <m:rPr>
+                  <m:sty m:val="p"/>
+                </m:rPr>
+                <m:t>)</m:t>
+              </m:r>
             </m:oMath>
             <w:r>
               <w:t xml:space="preserve">. This is the denominator of your final answer.</w:t>
@@ -3537,28 +3531,30 @@
               <m:r>
                 <m:t>t</m:t>
               </m:r>
-              <m:d>
-                <m:dPr>
-                  <m:begChr m:val="("/>
-                  <m:sepChr m:val=""/>
-                  <m:endChr m:val=")"/>
-                  <m:grow/>
-                </m:dPr>
-                <m:e>
-                  <m:r>
-                    <m:t>t</m:t>
-                  </m:r>
-                  <m:r>
-                    <m:rPr>
-                      <m:sty m:val="p"/>
-                    </m:rPr>
-                    <m:t>−</m:t>
-                  </m:r>
-                  <m:r>
-                    <m:t>1</m:t>
-                  </m:r>
-                </m:e>
-              </m:d>
+              <m:r>
+                <m:rPr>
+                  <m:sty m:val="p"/>
+                </m:rPr>
+                <m:t>(</m:t>
+              </m:r>
+              <m:r>
+                <m:t>t</m:t>
+              </m:r>
+              <m:r>
+                <m:rPr>
+                  <m:sty m:val="p"/>
+                </m:rPr>
+                <m:t>−</m:t>
+              </m:r>
+              <m:r>
+                <m:t>1</m:t>
+              </m:r>
+              <m:r>
+                <m:rPr>
+                  <m:sty m:val="p"/>
+                </m:rPr>
+                <m:t>)</m:t>
+              </m:r>
             </m:oMath>
             <w:r>
               <w:t xml:space="preserve"> </w:t>
@@ -3576,28 +3572,30 @@
               <m:r>
                 <m:t>t</m:t>
               </m:r>
-              <m:d>
-                <m:dPr>
-                  <m:begChr m:val="("/>
-                  <m:sepChr m:val=""/>
-                  <m:endChr m:val=")"/>
-                  <m:grow/>
-                </m:dPr>
-                <m:e>
-                  <m:r>
-                    <m:t>t</m:t>
-                  </m:r>
-                  <m:r>
-                    <m:rPr>
-                      <m:sty m:val="p"/>
-                    </m:rPr>
-                    <m:t>−</m:t>
-                  </m:r>
-                  <m:r>
-                    <m:t>1</m:t>
-                  </m:r>
-                </m:e>
-              </m:d>
+              <m:r>
+                <m:rPr>
+                  <m:sty m:val="p"/>
+                </m:rPr>
+                <m:t>(</m:t>
+              </m:r>
+              <m:r>
+                <m:t>t</m:t>
+              </m:r>
+              <m:r>
+                <m:rPr>
+                  <m:sty m:val="p"/>
+                </m:rPr>
+                <m:t>−</m:t>
+              </m:r>
+              <m:r>
+                <m:t>1</m:t>
+              </m:r>
+              <m:r>
+                <m:rPr>
+                  <m:sty m:val="p"/>
+                </m:rPr>
+                <m:t>)</m:t>
+              </m:r>
             </m:oMath>
             <w:r>
               <w:t xml:space="preserve">. Similarly, multiply the numerator of the second fraction</w:t>
@@ -3651,28 +3649,30 @@
               <m:r>
                 <m:t>t</m:t>
               </m:r>
-              <m:d>
-                <m:dPr>
-                  <m:begChr m:val="("/>
-                  <m:sepChr m:val=""/>
-                  <m:endChr m:val=")"/>
-                  <m:grow/>
-                </m:dPr>
-                <m:e>
-                  <m:r>
-                    <m:t>t</m:t>
-                  </m:r>
-                  <m:r>
-                    <m:rPr>
-                      <m:sty m:val="p"/>
-                    </m:rPr>
-                    <m:t>−</m:t>
-                  </m:r>
-                  <m:r>
-                    <m:t>1</m:t>
-                  </m:r>
-                </m:e>
-              </m:d>
+              <m:r>
+                <m:rPr>
+                  <m:sty m:val="p"/>
+                </m:rPr>
+                <m:t>(</m:t>
+              </m:r>
+              <m:r>
+                <m:t>t</m:t>
+              </m:r>
+              <m:r>
+                <m:rPr>
+                  <m:sty m:val="p"/>
+                </m:rPr>
+                <m:t>−</m:t>
+              </m:r>
+              <m:r>
+                <m:t>1</m:t>
+              </m:r>
+              <m:r>
+                <m:rPr>
+                  <m:sty m:val="p"/>
+                </m:rPr>
+                <m:t>)</m:t>
+              </m:r>
               <m:r>
                 <m:rPr>
                   <m:sty m:val="p"/>
@@ -3738,28 +3738,30 @@
                     <m:r>
                       <m:t>t</m:t>
                     </m:r>
-                    <m:d>
-                      <m:dPr>
-                        <m:begChr m:val="("/>
-                        <m:sepChr m:val=""/>
-                        <m:endChr m:val=")"/>
-                        <m:grow/>
-                      </m:dPr>
-                      <m:e>
-                        <m:r>
-                          <m:t>t</m:t>
-                        </m:r>
-                        <m:r>
-                          <m:rPr>
-                            <m:sty m:val="p"/>
-                          </m:rPr>
-                          <m:t>−</m:t>
-                        </m:r>
-                        <m:r>
-                          <m:t>1</m:t>
-                        </m:r>
-                      </m:e>
-                    </m:d>
+                    <m:r>
+                      <m:rPr>
+                        <m:sty m:val="p"/>
+                      </m:rPr>
+                      <m:t>(</m:t>
+                    </m:r>
+                    <m:r>
+                      <m:t>t</m:t>
+                    </m:r>
+                    <m:r>
+                      <m:rPr>
+                        <m:sty m:val="p"/>
+                      </m:rPr>
+                      <m:t>−</m:t>
+                    </m:r>
+                    <m:r>
+                      <m:t>1</m:t>
+                    </m:r>
+                    <m:r>
+                      <m:rPr>
+                        <m:sty m:val="p"/>
+                      </m:rPr>
+                      <m:t>)</m:t>
+                    </m:r>
                   </m:den>
                 </m:f>
                 <m:r>
@@ -3779,28 +3781,15 @@
                     <m:r>
                       <m:t>t</m:t>
                     </m:r>
-                    <m:d>
-                      <m:dPr>
-                        <m:begChr m:val="("/>
-                        <m:sepChr m:val=""/>
-                        <m:endChr m:val=")"/>
-                        <m:grow/>
-                      </m:dPr>
-                      <m:e>
-                        <m:r>
-                          <m:t>t</m:t>
-                        </m:r>
-                        <m:r>
-                          <m:rPr>
-                            <m:sty m:val="p"/>
-                          </m:rPr>
-                          <m:t>−</m:t>
-                        </m:r>
-                        <m:r>
-                          <m:t>1</m:t>
-                        </m:r>
-                      </m:e>
-                    </m:d>
+                    <m:r>
+                      <m:rPr>
+                        <m:sty m:val="p"/>
+                      </m:rPr>
+                      <m:t>(</m:t>
+                    </m:r>
+                    <m:r>
+                      <m:t>t</m:t>
+                    </m:r>
                     <m:r>
                       <m:rPr>
                         <m:sty m:val="p"/>
@@ -3808,6 +3797,21 @@
                       <m:t>−</m:t>
                     </m:r>
                     <m:r>
+                      <m:t>1</m:t>
+                    </m:r>
+                    <m:r>
+                      <m:rPr>
+                        <m:sty m:val="p"/>
+                      </m:rPr>
+                      <m:t>)</m:t>
+                    </m:r>
+                    <m:r>
+                      <m:rPr>
+                        <m:sty m:val="p"/>
+                      </m:rPr>
+                      <m:t>−</m:t>
+                    </m:r>
+                    <m:r>
                       <m:t>t</m:t>
                     </m:r>
                   </m:num>
@@ -3824,28 +3828,30 @@
                         </m:r>
                       </m:sup>
                     </m:sSup>
-                    <m:d>
-                      <m:dPr>
-                        <m:begChr m:val="("/>
-                        <m:sepChr m:val=""/>
-                        <m:endChr m:val=")"/>
-                        <m:grow/>
-                      </m:dPr>
-                      <m:e>
-                        <m:r>
-                          <m:t>t</m:t>
-                        </m:r>
-                        <m:r>
-                          <m:rPr>
-                            <m:sty m:val="p"/>
-                          </m:rPr>
-                          <m:t>−</m:t>
-                        </m:r>
-                        <m:r>
-                          <m:t>1</m:t>
-                        </m:r>
-                      </m:e>
-                    </m:d>
+                    <m:r>
+                      <m:rPr>
+                        <m:sty m:val="p"/>
+                      </m:rPr>
+                      <m:t>(</m:t>
+                    </m:r>
+                    <m:r>
+                      <m:t>t</m:t>
+                    </m:r>
+                    <m:r>
+                      <m:rPr>
+                        <m:sty m:val="p"/>
+                      </m:rPr>
+                      <m:t>−</m:t>
+                    </m:r>
+                    <m:r>
+                      <m:t>1</m:t>
+                    </m:r>
+                    <m:r>
+                      <m:rPr>
+                        <m:sty m:val="p"/>
+                      </m:rPr>
+                      <m:t>)</m:t>
+                    </m:r>
                   </m:den>
                 </m:f>
               </m:oMath>
@@ -3888,28 +3894,30 @@
                 <m:r>
                   <m:t>t</m:t>
                 </m:r>
-                <m:d>
-                  <m:dPr>
-                    <m:begChr m:val="("/>
-                    <m:sepChr m:val=""/>
-                    <m:endChr m:val=")"/>
-                    <m:grow/>
-                  </m:dPr>
-                  <m:e>
-                    <m:r>
-                      <m:t>t</m:t>
-                    </m:r>
-                    <m:r>
-                      <m:rPr>
-                        <m:sty m:val="p"/>
-                      </m:rPr>
-                      <m:t>−</m:t>
-                    </m:r>
-                    <m:r>
-                      <m:t>1</m:t>
-                    </m:r>
-                  </m:e>
-                </m:d>
+                <m:r>
+                  <m:rPr>
+                    <m:sty m:val="p"/>
+                  </m:rPr>
+                  <m:t>(</m:t>
+                </m:r>
+                <m:r>
+                  <m:t>t</m:t>
+                </m:r>
+                <m:r>
+                  <m:rPr>
+                    <m:sty m:val="p"/>
+                  </m:rPr>
+                  <m:t>−</m:t>
+                </m:r>
+                <m:r>
+                  <m:t>1</m:t>
+                </m:r>
+                <m:r>
+                  <m:rPr>
+                    <m:sty m:val="p"/>
+                  </m:rPr>
+                  <m:t>)</m:t>
+                </m:r>
                 <m:r>
                   <m:rPr>
                     <m:sty m:val="p"/>
@@ -4003,31 +4011,33 @@
                 <m:r>
                   <m:t>t</m:t>
                 </m:r>
-                <m:d>
-                  <m:dPr>
-                    <m:begChr m:val="("/>
-                    <m:sepChr m:val=""/>
-                    <m:endChr m:val=")"/>
-                    <m:grow/>
-                  </m:dPr>
-                  <m:e>
-                    <m:r>
-                      <m:t>4</m:t>
-                    </m:r>
-                    <m:r>
-                      <m:t>t</m:t>
-                    </m:r>
-                    <m:r>
-                      <m:rPr>
-                        <m:sty m:val="p"/>
-                      </m:rPr>
-                      <m:t>−</m:t>
-                    </m:r>
-                    <m:r>
-                      <m:t>5</m:t>
-                    </m:r>
-                  </m:e>
-                </m:d>
+                <m:r>
+                  <m:rPr>
+                    <m:sty m:val="p"/>
+                  </m:rPr>
+                  <m:t>(</m:t>
+                </m:r>
+                <m:r>
+                  <m:t>4</m:t>
+                </m:r>
+                <m:r>
+                  <m:t>t</m:t>
+                </m:r>
+                <m:r>
+                  <m:rPr>
+                    <m:sty m:val="p"/>
+                  </m:rPr>
+                  <m:t>−</m:t>
+                </m:r>
+                <m:r>
+                  <m:t>5</m:t>
+                </m:r>
+                <m:r>
+                  <m:rPr>
+                    <m:sty m:val="p"/>
+                  </m:rPr>
+                  <m:t>)</m:t>
+                </m:r>
                 <m:r>
                   <m:rPr>
                     <m:sty m:val="p"/>
@@ -4076,365 +4086,358 @@
                 <m:jc m:val="center"/>
               </m:oMathParaPr>
               <m:oMath>
-                <m:m>
-                  <m:mPr>
-                    <m:baseJc m:val="center"/>
-                    <m:plcHide m:val="on"/>
-                    <m:mcs>
-                      <m:mc>
-                        <m:mcPr>
-                          <m:mcJc m:val="right"/>
-                          <m:count m:val="1"/>
-                        </m:mcPr>
-                      </m:mc>
-                      <m:mc>
-                        <m:mcPr>
-                          <m:mcJc m:val="left"/>
-                          <m:count m:val="1"/>
-                        </m:mcPr>
-                      </m:mc>
-                    </m:mcs>
-                  </m:mPr>
-                  <m:mr>
-                    <m:e>
-                      <m:f>
-                        <m:fPr>
-                          <m:type m:val="bar"/>
-                        </m:fPr>
-                        <m:num>
-                          <m:r>
-                            <m:t>4</m:t>
-                          </m:r>
-                        </m:num>
-                        <m:den>
-                          <m:r>
-                            <m:t>t</m:t>
-                          </m:r>
-                        </m:den>
-                      </m:f>
-                      <m:r>
-                        <m:rPr>
-                          <m:sty m:val="p"/>
-                        </m:rPr>
-                        <m:t>−</m:t>
-                      </m:r>
-                      <m:f>
-                        <m:fPr>
-                          <m:type m:val="bar"/>
-                        </m:fPr>
-                        <m:num>
-                          <m:r>
-                            <m:t>1</m:t>
-                          </m:r>
-                        </m:num>
-                        <m:den>
-                          <m:r>
-                            <m:t>t</m:t>
-                          </m:r>
-                          <m:d>
-                            <m:dPr>
-                              <m:begChr m:val="("/>
-                              <m:sepChr m:val=""/>
-                              <m:endChr m:val=")"/>
-                              <m:grow/>
-                            </m:dPr>
-                            <m:e>
-                              <m:r>
-                                <m:t>t</m:t>
-                              </m:r>
-                              <m:r>
-                                <m:rPr>
-                                  <m:sty m:val="p"/>
-                                </m:rPr>
-                                <m:t>−</m:t>
-                              </m:r>
-                              <m:r>
-                                <m:t>1</m:t>
-                              </m:r>
-                            </m:e>
-                          </m:d>
-                        </m:den>
-                      </m:f>
-                    </m:e>
-                    <m:e>
-                      <m:r>
-                        <m:rPr>
-                          <m:sty m:val="p"/>
-                        </m:rPr>
-                        <m:t>=</m:t>
-                      </m:r>
-                      <m:f>
-                        <m:fPr>
-                          <m:type m:val="bar"/>
-                        </m:fPr>
-                        <m:num>
-                          <m:r>
-                            <m:t>4</m:t>
-                          </m:r>
-                          <m:r>
-                            <m:t>t</m:t>
-                          </m:r>
-                          <m:d>
-                            <m:dPr>
-                              <m:begChr m:val="("/>
-                              <m:sepChr m:val=""/>
-                              <m:endChr m:val=")"/>
-                              <m:grow/>
-                            </m:dPr>
-                            <m:e>
-                              <m:r>
-                                <m:t>t</m:t>
-                              </m:r>
-                              <m:r>
-                                <m:rPr>
-                                  <m:sty m:val="p"/>
-                                </m:rPr>
-                                <m:t>−</m:t>
-                              </m:r>
-                              <m:r>
-                                <m:t>1</m:t>
-                              </m:r>
-                            </m:e>
-                          </m:d>
-                          <m:r>
-                            <m:rPr>
-                              <m:sty m:val="p"/>
-                            </m:rPr>
-                            <m:t>−</m:t>
-                          </m:r>
-                          <m:r>
-                            <m:t>t</m:t>
-                          </m:r>
-                        </m:num>
-                        <m:den>
-                          <m:sSup>
-                            <m:e>
-                              <m:r>
-                                <m:t>t</m:t>
-                              </m:r>
-                            </m:e>
-                            <m:sup>
-                              <m:r>
-                                <m:t>2</m:t>
-                              </m:r>
-                            </m:sup>
-                          </m:sSup>
-                          <m:d>
-                            <m:dPr>
-                              <m:begChr m:val="("/>
-                              <m:sepChr m:val=""/>
-                              <m:endChr m:val=")"/>
-                              <m:grow/>
-                            </m:dPr>
-                            <m:e>
-                              <m:r>
-                                <m:t>t</m:t>
-                              </m:r>
-                              <m:r>
-                                <m:rPr>
-                                  <m:sty m:val="p"/>
-                                </m:rPr>
-                                <m:t>−</m:t>
-                              </m:r>
-                              <m:r>
-                                <m:t>1</m:t>
-                              </m:r>
-                            </m:e>
-                          </m:d>
-                        </m:den>
-                      </m:f>
-                      <m:r>
-                        <m:rPr>
-                          <m:sty m:val="p"/>
-                        </m:rPr>
-                        <m:t>=</m:t>
-                      </m:r>
-                      <m:f>
-                        <m:fPr>
-                          <m:type m:val="bar"/>
-                        </m:fPr>
-                        <m:num>
-                          <m:r>
-                            <m:t>t</m:t>
-                          </m:r>
-                          <m:d>
-                            <m:dPr>
-                              <m:begChr m:val="("/>
-                              <m:sepChr m:val=""/>
-                              <m:endChr m:val=")"/>
-                              <m:grow/>
-                            </m:dPr>
-                            <m:e>
-                              <m:r>
-                                <m:t>4</m:t>
-                              </m:r>
-                              <m:r>
-                                <m:t>t</m:t>
-                              </m:r>
-                              <m:r>
-                                <m:rPr>
-                                  <m:sty m:val="p"/>
-                                </m:rPr>
-                                <m:t>−</m:t>
-                              </m:r>
-                              <m:r>
-                                <m:t>5</m:t>
-                              </m:r>
-                            </m:e>
-                          </m:d>
-                        </m:num>
-                        <m:den>
-                          <m:sSup>
-                            <m:e>
-                              <m:r>
-                                <m:t>t</m:t>
-                              </m:r>
-                            </m:e>
-                            <m:sup>
-                              <m:r>
-                                <m:t>2</m:t>
-                              </m:r>
-                            </m:sup>
-                          </m:sSup>
-                          <m:d>
-                            <m:dPr>
-                              <m:begChr m:val="("/>
-                              <m:sepChr m:val=""/>
-                              <m:endChr m:val=")"/>
-                              <m:grow/>
-                            </m:dPr>
-                            <m:e>
-                              <m:r>
-                                <m:t>t</m:t>
-                              </m:r>
-                              <m:r>
-                                <m:rPr>
-                                  <m:sty m:val="p"/>
-                                </m:rPr>
-                                <m:t>−</m:t>
-                              </m:r>
-                              <m:r>
-                                <m:t>1</m:t>
-                              </m:r>
-                            </m:e>
-                          </m:d>
-                        </m:den>
-                      </m:f>
-                    </m:e>
-                  </m:mr>
-                  <m:mr>
-                    <m:e/>
-                    <m:e>
-                      <m:r>
-                        <m:rPr>
-                          <m:sty m:val="p"/>
-                        </m:rPr>
-                        <m:t>=</m:t>
-                      </m:r>
-                      <m:f>
-                        <m:fPr>
-                          <m:type m:val="bar"/>
-                        </m:fPr>
-                        <m:num>
-                          <m:r>
-                            <m:t>4</m:t>
-                          </m:r>
-                          <m:r>
-                            <m:t>t</m:t>
-                          </m:r>
-                          <m:r>
-                            <m:rPr>
-                              <m:sty m:val="p"/>
-                            </m:rPr>
-                            <m:t>+</m:t>
-                          </m:r>
-                          <m:r>
-                            <m:t>3</m:t>
-                          </m:r>
-                        </m:num>
-                        <m:den>
-                          <m:r>
-                            <m:t>t</m:t>
-                          </m:r>
-                          <m:d>
-                            <m:dPr>
-                              <m:begChr m:val="("/>
-                              <m:sepChr m:val=""/>
-                              <m:endChr m:val=")"/>
-                              <m:grow/>
-                            </m:dPr>
-                            <m:e>
-                              <m:r>
-                                <m:t>t</m:t>
-                              </m:r>
-                              <m:r>
-                                <m:rPr>
-                                  <m:sty m:val="p"/>
-                                </m:rPr>
-                                <m:t>−</m:t>
-                              </m:r>
-                              <m:r>
-                                <m:t>1</m:t>
-                              </m:r>
-                            </m:e>
-                          </m:d>
-                        </m:den>
-                      </m:f>
-                      <m:r>
-                        <m:t>  </m:t>
-                      </m:r>
-                      <m:r>
-                        <m:rPr>
-                          <m:nor/>
-                          <m:sty m:val="p"/>
-                          <m:scr m:val="sans-serif"/>
-                        </m:rPr>
-                        <m:t>if </m:t>
-                      </m:r>
-                      <m:r>
-                        <m:t> </m:t>
-                      </m:r>
-                      <m:r>
-                        <m:t>t</m:t>
-                      </m:r>
-                      <m:r>
-                        <m:rPr>
-                          <m:sty m:val="p"/>
-                        </m:rPr>
-                        <m:t>≠</m:t>
-                      </m:r>
-                      <m:r>
-                        <m:t>0</m:t>
-                      </m:r>
-                      <m:r>
-                        <m:t> </m:t>
-                      </m:r>
-                      <m:r>
-                        <m:rPr>
-                          <m:nor/>
-                          <m:sty m:val="p"/>
-                          <m:scr m:val="sans-serif"/>
-                        </m:rPr>
-                        <m:t> and </m:t>
-                      </m:r>
-                      <m:r>
-                        <m:t> </m:t>
-                      </m:r>
-                      <m:r>
-                        <m:t>t</m:t>
-                      </m:r>
-                      <m:r>
-                        <m:rPr>
-                          <m:sty m:val="p"/>
-                        </m:rPr>
-                        <m:t>≠</m:t>
-                      </m:r>
-                      <m:r>
-                        <m:t>1</m:t>
-                      </m:r>
-                    </m:e>
-                  </m:mr>
-                </m:m>
+                <m:eqArr>
+                  <m:e>
+                    <m:f>
+                      <m:fPr>
+                        <m:type m:val="bar"/>
+                      </m:fPr>
+                      <m:num>
+                        <m:r>
+                          <m:t>4</m:t>
+                        </m:r>
+                      </m:num>
+                      <m:den>
+                        <m:r>
+                          <m:t>t</m:t>
+                        </m:r>
+                      </m:den>
+                    </m:f>
+                    <m:r>
+                      <m:rPr>
+                        <m:sty m:val="p"/>
+                      </m:rPr>
+                      <m:t>−</m:t>
+                    </m:r>
+                    <m:f>
+                      <m:fPr>
+                        <m:type m:val="bar"/>
+                      </m:fPr>
+                      <m:num>
+                        <m:r>
+                          <m:t>1</m:t>
+                        </m:r>
+                      </m:num>
+                      <m:den>
+                        <m:r>
+                          <m:t>t</m:t>
+                        </m:r>
+                        <m:r>
+                          <m:rPr>
+                            <m:sty m:val="p"/>
+                          </m:rPr>
+                          <m:t>(</m:t>
+                        </m:r>
+                        <m:r>
+                          <m:t>t</m:t>
+                        </m:r>
+                        <m:r>
+                          <m:rPr>
+                            <m:sty m:val="p"/>
+                          </m:rPr>
+                          <m:t>−</m:t>
+                        </m:r>
+                        <m:r>
+                          <m:t>1</m:t>
+                        </m:r>
+                        <m:r>
+                          <m:rPr>
+                            <m:sty m:val="p"/>
+                          </m:rPr>
+                          <m:t>)</m:t>
+                        </m:r>
+                      </m:den>
+                    </m:f>
+                    <m:r>
+                      <m:t>&amp;</m:t>
+                    </m:r>
+                    <m:r>
+                      <m:rPr>
+                        <m:sty m:val="p"/>
+                      </m:rPr>
+                      <m:t>=</m:t>
+                    </m:r>
+                    <m:f>
+                      <m:fPr>
+                        <m:type m:val="bar"/>
+                      </m:fPr>
+                      <m:num>
+                        <m:r>
+                          <m:t>4</m:t>
+                        </m:r>
+                        <m:r>
+                          <m:t>t</m:t>
+                        </m:r>
+                        <m:r>
+                          <m:rPr>
+                            <m:sty m:val="p"/>
+                          </m:rPr>
+                          <m:t>(</m:t>
+                        </m:r>
+                        <m:r>
+                          <m:t>t</m:t>
+                        </m:r>
+                        <m:r>
+                          <m:rPr>
+                            <m:sty m:val="p"/>
+                          </m:rPr>
+                          <m:t>−</m:t>
+                        </m:r>
+                        <m:r>
+                          <m:t>1</m:t>
+                        </m:r>
+                        <m:r>
+                          <m:rPr>
+                            <m:sty m:val="p"/>
+                          </m:rPr>
+                          <m:t>)</m:t>
+                        </m:r>
+                        <m:r>
+                          <m:rPr>
+                            <m:sty m:val="p"/>
+                          </m:rPr>
+                          <m:t>−</m:t>
+                        </m:r>
+                        <m:r>
+                          <m:t>t</m:t>
+                        </m:r>
+                      </m:num>
+                      <m:den>
+                        <m:sSup>
+                          <m:e>
+                            <m:r>
+                              <m:t>t</m:t>
+                            </m:r>
+                          </m:e>
+                          <m:sup>
+                            <m:r>
+                              <m:t>2</m:t>
+                            </m:r>
+                          </m:sup>
+                        </m:sSup>
+                        <m:r>
+                          <m:rPr>
+                            <m:sty m:val="p"/>
+                          </m:rPr>
+                          <m:t>(</m:t>
+                        </m:r>
+                        <m:r>
+                          <m:t>t</m:t>
+                        </m:r>
+                        <m:r>
+                          <m:rPr>
+                            <m:sty m:val="p"/>
+                          </m:rPr>
+                          <m:t>−</m:t>
+                        </m:r>
+                        <m:r>
+                          <m:t>1</m:t>
+                        </m:r>
+                        <m:r>
+                          <m:rPr>
+                            <m:sty m:val="p"/>
+                          </m:rPr>
+                          <m:t>)</m:t>
+                        </m:r>
+                      </m:den>
+                    </m:f>
+                    <m:r>
+                      <m:rPr>
+                        <m:sty m:val="p"/>
+                      </m:rPr>
+                      <m:t>=</m:t>
+                    </m:r>
+                    <m:f>
+                      <m:fPr>
+                        <m:type m:val="bar"/>
+                      </m:fPr>
+                      <m:num>
+                        <m:r>
+                          <m:t>t</m:t>
+                        </m:r>
+                        <m:r>
+                          <m:rPr>
+                            <m:sty m:val="p"/>
+                          </m:rPr>
+                          <m:t>(</m:t>
+                        </m:r>
+                        <m:r>
+                          <m:t>4</m:t>
+                        </m:r>
+                        <m:r>
+                          <m:t>t</m:t>
+                        </m:r>
+                        <m:r>
+                          <m:rPr>
+                            <m:sty m:val="p"/>
+                          </m:rPr>
+                          <m:t>−</m:t>
+                        </m:r>
+                        <m:r>
+                          <m:t>5</m:t>
+                        </m:r>
+                        <m:r>
+                          <m:rPr>
+                            <m:sty m:val="p"/>
+                          </m:rPr>
+                          <m:t>)</m:t>
+                        </m:r>
+                      </m:num>
+                      <m:den>
+                        <m:sSup>
+                          <m:e>
+                            <m:r>
+                              <m:t>t</m:t>
+                            </m:r>
+                          </m:e>
+                          <m:sup>
+                            <m:r>
+                              <m:t>2</m:t>
+                            </m:r>
+                          </m:sup>
+                        </m:sSup>
+                        <m:r>
+                          <m:rPr>
+                            <m:sty m:val="p"/>
+                          </m:rPr>
+                          <m:t>(</m:t>
+                        </m:r>
+                        <m:r>
+                          <m:t>t</m:t>
+                        </m:r>
+                        <m:r>
+                          <m:rPr>
+                            <m:sty m:val="p"/>
+                          </m:rPr>
+                          <m:t>−</m:t>
+                        </m:r>
+                        <m:r>
+                          <m:t>1</m:t>
+                        </m:r>
+                        <m:r>
+                          <m:rPr>
+                            <m:sty m:val="p"/>
+                          </m:rPr>
+                          <m:t>)</m:t>
+                        </m:r>
+                      </m:den>
+                    </m:f>
+                  </m:e>
+                  <m:e>
+                    <m:r>
+                      <m:t>&amp;</m:t>
+                    </m:r>
+                    <m:r>
+                      <m:rPr>
+                        <m:sty m:val="p"/>
+                      </m:rPr>
+                      <m:t>=</m:t>
+                    </m:r>
+                    <m:f>
+                      <m:fPr>
+                        <m:type m:val="bar"/>
+                      </m:fPr>
+                      <m:num>
+                        <m:r>
+                          <m:t>4</m:t>
+                        </m:r>
+                        <m:r>
+                          <m:t>t</m:t>
+                        </m:r>
+                        <m:r>
+                          <m:rPr>
+                            <m:sty m:val="p"/>
+                          </m:rPr>
+                          <m:t>+</m:t>
+                        </m:r>
+                        <m:r>
+                          <m:t>3</m:t>
+                        </m:r>
+                      </m:num>
+                      <m:den>
+                        <m:r>
+                          <m:t>t</m:t>
+                        </m:r>
+                        <m:r>
+                          <m:rPr>
+                            <m:sty m:val="p"/>
+                          </m:rPr>
+                          <m:t>(</m:t>
+                        </m:r>
+                        <m:r>
+                          <m:t>t</m:t>
+                        </m:r>
+                        <m:r>
+                          <m:rPr>
+                            <m:sty m:val="p"/>
+                          </m:rPr>
+                          <m:t>−</m:t>
+                        </m:r>
+                        <m:r>
+                          <m:t>1</m:t>
+                        </m:r>
+                        <m:r>
+                          <m:rPr>
+                            <m:sty m:val="p"/>
+                          </m:rPr>
+                          <m:t>)</m:t>
+                        </m:r>
+                      </m:den>
+                    </m:f>
+                    <m:r>
+                      <m:t>  </m:t>
+                    </m:r>
+                    <m:r>
+                      <m:rPr>
+                        <m:nor/>
+                        <m:scr m:val="sans-serif"/>
+                        <m:sty m:val="p"/>
+                      </m:rPr>
+                      <m:t>if </m:t>
+                    </m:r>
+                    <m:r>
+                      <m:t> </m:t>
+                    </m:r>
+                    <m:r>
+                      <m:t>t</m:t>
+                    </m:r>
+                    <m:r>
+                      <m:rPr>
+                        <m:sty m:val="p"/>
+                      </m:rPr>
+                      <m:t>≠</m:t>
+                    </m:r>
+                    <m:r>
+                      <m:t>0</m:t>
+                    </m:r>
+                    <m:r>
+                      <m:t> </m:t>
+                    </m:r>
+                    <m:r>
+                      <m:rPr>
+                        <m:nor/>
+                        <m:scr m:val="sans-serif"/>
+                        <m:sty m:val="p"/>
+                      </m:rPr>
+                      <m:t> and </m:t>
+                    </m:r>
+                    <m:r>
+                      <m:t> </m:t>
+                    </m:r>
+                    <m:r>
+                      <m:t>t</m:t>
+                    </m:r>
+                    <m:r>
+                      <m:rPr>
+                        <m:sty m:val="p"/>
+                      </m:rPr>
+                      <m:t>≠</m:t>
+                    </m:r>
+                    <m:r>
+                      <m:t>1</m:t>
+                    </m:r>
+                  </m:e>
+                </m:eqArr>
               </m:oMath>
             </m:oMathPara>
           </w:p>
@@ -4498,18 +4501,18 @@
                 <wp:inline>
                   <wp:extent cx="152400" cy="152400"/>
                   <wp:effectExtent b="0" l="0" r="0" t="0"/>
-                  <wp:docPr descr="" title="" id="41" name="Picture"/>
+                  <wp:docPr descr="" title="" id="30" name="Picture"/>
                   <a:graphic>
                     <a:graphicData uri="http://schemas.openxmlformats.org/drawingml/2006/picture">
                       <pic:pic>
                         <pic:nvPicPr>
-                          <pic:cNvPr descr="/Applications/quarto/share/formats/docx/warning.png" id="42" name="Picture"/>
+                          <pic:cNvPr descr="/Applications/quarto/share/formats/docx/warning.png" id="31" name="Picture"/>
                           <pic:cNvPicPr>
                             <a:picLocks noChangeArrowheads="1" noChangeAspect="1"/>
                           </pic:cNvPicPr>
                         </pic:nvPicPr>
                         <pic:blipFill>
-                          <a:blip r:embed="rId40"/>
+                          <a:blip r:embed="rId29"/>
                           <a:stretch>
                             <a:fillRect/>
                           </a:stretch>
@@ -4604,8 +4607,8 @@
         </w:tc>
       </w:tr>
     </w:tbl>
-    <w:bookmarkEnd w:id="43"/>
-    <w:bookmarkStart w:id="56" w:name="multiplying-algebraic-fractions"/>
+    <w:bookmarkEnd w:id="32"/>
+    <w:bookmarkStart w:id="45" w:name="multiplying-algebraic-fractions"/>
     <w:p>
       <w:pPr>
         <w:pStyle w:val="Heading1"/>
@@ -4662,18 +4665,18 @@
                 <wp:inline>
                   <wp:extent cx="152400" cy="152400"/>
                   <wp:effectExtent b="0" l="0" r="0" t="0"/>
-                  <wp:docPr descr="" title="" id="44" name="Picture"/>
+                  <wp:docPr descr="" title="" id="33" name="Picture"/>
                   <a:graphic>
                     <a:graphicData uri="http://schemas.openxmlformats.org/drawingml/2006/picture">
                       <pic:pic>
                         <pic:nvPicPr>
-                          <pic:cNvPr descr="/Applications/quarto/share/formats/docx/note.png" id="45" name="Picture"/>
+                          <pic:cNvPr descr="/Applications/quarto/share/formats/docx/note.png" id="34" name="Picture"/>
                           <pic:cNvPicPr>
                             <a:picLocks noChangeArrowheads="1" noChangeAspect="1"/>
                           </pic:cNvPicPr>
                         </pic:nvPicPr>
                         <pic:blipFill>
-                          <a:blip r:embed="rId24"/>
+                          <a:blip r:embed="rId13"/>
                           <a:stretch>
                             <a:fillRect/>
                           </a:stretch>
@@ -4891,18 +4894,18 @@
                 <wp:inline>
                   <wp:extent cx="152400" cy="152400"/>
                   <wp:effectExtent b="0" l="0" r="0" t="0"/>
-                  <wp:docPr descr="" title="" id="46" name="Picture"/>
+                  <wp:docPr descr="" title="" id="35" name="Picture"/>
                   <a:graphic>
                     <a:graphicData uri="http://schemas.openxmlformats.org/drawingml/2006/picture">
                       <pic:pic>
                         <pic:nvPicPr>
-                          <pic:cNvPr descr="/Applications/quarto/share/formats/docx/warning.png" id="47" name="Picture"/>
+                          <pic:cNvPr descr="/Applications/quarto/share/formats/docx/warning.png" id="36" name="Picture"/>
                           <pic:cNvPicPr>
                             <a:picLocks noChangeArrowheads="1" noChangeAspect="1"/>
                           </pic:cNvPicPr>
                         </pic:nvPicPr>
                         <pic:blipFill>
-                          <a:blip r:embed="rId40"/>
+                          <a:blip r:embed="rId29"/>
                           <a:stretch>
                             <a:fillRect/>
                           </a:stretch>
@@ -5077,18 +5080,18 @@
                 <wp:inline>
                   <wp:extent cx="152400" cy="152400"/>
                   <wp:effectExtent b="0" l="0" r="0" t="0"/>
-                  <wp:docPr descr="" title="" id="48" name="Picture"/>
+                  <wp:docPr descr="" title="" id="37" name="Picture"/>
                   <a:graphic>
                     <a:graphicData uri="http://schemas.openxmlformats.org/drawingml/2006/picture">
                       <pic:pic>
                         <pic:nvPicPr>
-                          <pic:cNvPr descr="/Applications/quarto/share/formats/docx/note.png" id="49" name="Picture"/>
+                          <pic:cNvPr descr="/Applications/quarto/share/formats/docx/note.png" id="38" name="Picture"/>
                           <pic:cNvPicPr>
                             <a:picLocks noChangeArrowheads="1" noChangeAspect="1"/>
                           </pic:cNvPicPr>
                         </pic:nvPicPr>
                         <pic:blipFill>
-                          <a:blip r:embed="rId24"/>
+                          <a:blip r:embed="rId13"/>
                           <a:stretch>
                             <a:fillRect/>
                           </a:stretch>
@@ -5210,7 +5213,7 @@
       <w:r>
         <w:t xml:space="preserve"> </w:t>
       </w:r>
-      <w:hyperlink r:id="rId22">
+      <w:hyperlink r:id="rId11">
         <w:r>
           <w:rPr>
             <w:rStyle w:val="Hyperlink"/>
@@ -5270,18 +5273,18 @@
                 <wp:inline>
                   <wp:extent cx="152400" cy="152400"/>
                   <wp:effectExtent b="0" l="0" r="0" t="0"/>
-                  <wp:docPr descr="" title="" id="50" name="Picture"/>
+                  <wp:docPr descr="" title="" id="39" name="Picture"/>
                   <a:graphic>
                     <a:graphicData uri="http://schemas.openxmlformats.org/drawingml/2006/picture">
                       <pic:pic>
                         <pic:nvPicPr>
-                          <pic:cNvPr descr="/Applications/quarto/share/formats/docx/note.png" id="51" name="Picture"/>
+                          <pic:cNvPr descr="/Applications/quarto/share/formats/docx/note.png" id="40" name="Picture"/>
                           <pic:cNvPicPr>
                             <a:picLocks noChangeArrowheads="1" noChangeAspect="1"/>
                           </pic:cNvPicPr>
                         </pic:nvPicPr>
                         <pic:blipFill>
-                          <a:blip r:embed="rId24"/>
+                          <a:blip r:embed="rId13"/>
                           <a:stretch>
                             <a:fillRect/>
                           </a:stretch>
@@ -5773,8 +5776,8 @@
                 <m:r>
                   <m:rPr>
                     <m:nor/>
+                    <m:scr m:val="sans-serif"/>
                     <m:sty m:val="p"/>
-                    <m:scr m:val="sans-serif"/>
                   </m:rPr>
                   <m:t>if </m:t>
                 </m:r>
@@ -5799,8 +5802,8 @@
                 <m:r>
                   <m:rPr>
                     <m:nor/>
+                    <m:scr m:val="sans-serif"/>
                     <m:sty m:val="p"/>
-                    <m:scr m:val="sans-serif"/>
                   </m:rPr>
                   <m:t> and </m:t>
                 </m:r>
@@ -5873,18 +5876,18 @@
                 <wp:inline>
                   <wp:extent cx="152400" cy="152400"/>
                   <wp:effectExtent b="0" l="0" r="0" t="0"/>
-                  <wp:docPr descr="" title="" id="52" name="Picture"/>
+                  <wp:docPr descr="" title="" id="41" name="Picture"/>
                   <a:graphic>
                     <a:graphicData uri="http://schemas.openxmlformats.org/drawingml/2006/picture">
                       <pic:pic>
                         <pic:nvPicPr>
-                          <pic:cNvPr descr="/Applications/quarto/share/formats/docx/note.png" id="53" name="Picture"/>
+                          <pic:cNvPr descr="/Applications/quarto/share/formats/docx/note.png" id="42" name="Picture"/>
                           <pic:cNvPicPr>
                             <a:picLocks noChangeArrowheads="1" noChangeAspect="1"/>
                           </pic:cNvPicPr>
                         </pic:nvPicPr>
                         <pic:blipFill>
-                          <a:blip r:embed="rId24"/>
+                          <a:blip r:embed="rId13"/>
                           <a:stretch>
                             <a:fillRect/>
                           </a:stretch>
@@ -6108,50 +6111,54 @@
                         </m:rPr>
                         <m:t>=</m:t>
                       </m:r>
-                      <m:d>
-                        <m:dPr>
-                          <m:begChr m:val="("/>
-                          <m:sepChr m:val=""/>
-                          <m:endChr m:val=")"/>
-                          <m:grow/>
-                        </m:dPr>
-                        <m:e>
-                          <m:r>
-                            <m:t>x</m:t>
-                          </m:r>
-                          <m:r>
-                            <m:rPr>
-                              <m:sty m:val="p"/>
-                            </m:rPr>
-                            <m:t>+</m:t>
-                          </m:r>
-                          <m:r>
-                            <m:t>3</m:t>
-                          </m:r>
-                        </m:e>
-                      </m:d>
-                      <m:d>
-                        <m:dPr>
-                          <m:begChr m:val="("/>
-                          <m:sepChr m:val=""/>
-                          <m:endChr m:val=")"/>
-                          <m:grow/>
-                        </m:dPr>
-                        <m:e>
-                          <m:r>
-                            <m:t>x</m:t>
-                          </m:r>
-                          <m:r>
-                            <m:rPr>
-                              <m:sty m:val="p"/>
-                            </m:rPr>
-                            <m:t>−</m:t>
-                          </m:r>
-                          <m:r>
-                            <m:t>3</m:t>
-                          </m:r>
-                        </m:e>
-                      </m:d>
+                      <m:r>
+                        <m:rPr>
+                          <m:sty m:val="p"/>
+                        </m:rPr>
+                        <m:t>(</m:t>
+                      </m:r>
+                      <m:r>
+                        <m:t>x</m:t>
+                      </m:r>
+                      <m:r>
+                        <m:rPr>
+                          <m:sty m:val="p"/>
+                        </m:rPr>
+                        <m:t>+</m:t>
+                      </m:r>
+                      <m:r>
+                        <m:t>3</m:t>
+                      </m:r>
+                      <m:r>
+                        <m:rPr>
+                          <m:sty m:val="p"/>
+                        </m:rPr>
+                        <m:t>)</m:t>
+                      </m:r>
+                      <m:r>
+                        <m:rPr>
+                          <m:sty m:val="p"/>
+                        </m:rPr>
+                        <m:t>(</m:t>
+                      </m:r>
+                      <m:r>
+                        <m:t>x</m:t>
+                      </m:r>
+                      <m:r>
+                        <m:rPr>
+                          <m:sty m:val="p"/>
+                        </m:rPr>
+                        <m:t>−</m:t>
+                      </m:r>
+                      <m:r>
+                        <m:t>3</m:t>
+                      </m:r>
+                      <m:r>
+                        <m:rPr>
+                          <m:sty m:val="p"/>
+                        </m:rPr>
+                        <m:t>)</m:t>
+                      </m:r>
                     </m:e>
                   </m:mr>
                   <m:mr>
@@ -6195,30 +6202,32 @@
                         </m:rPr>
                         <m:t>=</m:t>
                       </m:r>
+                      <m:r>
+                        <m:rPr>
+                          <m:sty m:val="p"/>
+                        </m:rPr>
+                        <m:t>(</m:t>
+                      </m:r>
+                      <m:r>
+                        <m:t>x</m:t>
+                      </m:r>
+                      <m:r>
+                        <m:rPr>
+                          <m:sty m:val="p"/>
+                        </m:rPr>
+                        <m:t>+</m:t>
+                      </m:r>
+                      <m:r>
+                        <m:t>1</m:t>
+                      </m:r>
                       <m:sSup>
                         <m:e>
-                          <m:d>
-                            <m:dPr>
-                              <m:begChr m:val="("/>
-                              <m:sepChr m:val=""/>
-                              <m:endChr m:val=")"/>
-                              <m:grow/>
-                            </m:dPr>
-                            <m:e>
-                              <m:r>
-                                <m:t>x</m:t>
-                              </m:r>
-                              <m:r>
-                                <m:rPr>
-                                  <m:sty m:val="p"/>
-                                </m:rPr>
-                                <m:t>+</m:t>
-                              </m:r>
-                              <m:r>
-                                <m:t>1</m:t>
-                              </m:r>
-                            </m:e>
-                          </m:d>
+                          <m:r>
+                            <m:rPr>
+                              <m:sty m:val="p"/>
+                            </m:rPr>
+                            <m:t>)</m:t>
+                          </m:r>
                         </m:e>
                         <m:sup>
                           <m:r>
@@ -6249,402 +6258,399 @@
                 <m:jc m:val="center"/>
               </m:oMathParaPr>
               <m:oMath>
-                <m:m>
-                  <m:mPr>
-                    <m:baseJc m:val="center"/>
-                    <m:plcHide m:val="on"/>
-                    <m:mcs>
-                      <m:mc>
-                        <m:mcPr>
-                          <m:mcJc m:val="right"/>
-                          <m:count m:val="1"/>
-                        </m:mcPr>
-                      </m:mc>
-                      <m:mc>
-                        <m:mcPr>
-                          <m:mcJc m:val="left"/>
-                          <m:count m:val="1"/>
-                        </m:mcPr>
-                      </m:mc>
-                    </m:mcs>
-                  </m:mPr>
-                  <m:mr>
-                    <m:e>
-                      <m:f>
-                        <m:fPr>
-                          <m:type m:val="bar"/>
-                        </m:fPr>
-                        <m:num>
-                          <m:sSup>
-                            <m:e>
-                              <m:r>
-                                <m:t>x</m:t>
-                              </m:r>
-                            </m:e>
-                            <m:sup>
-                              <m:r>
-                                <m:t>2</m:t>
-                              </m:r>
-                            </m:sup>
-                          </m:sSup>
-                          <m:r>
-                            <m:rPr>
-                              <m:sty m:val="p"/>
-                            </m:rPr>
-                            <m:t>−</m:t>
-                          </m:r>
-                          <m:r>
-                            <m:t>9</m:t>
-                          </m:r>
-                        </m:num>
-                        <m:den>
-                          <m:sSup>
-                            <m:e>
-                              <m:r>
-                                <m:t>x</m:t>
-                              </m:r>
-                            </m:e>
-                            <m:sup>
-                              <m:r>
-                                <m:t>2</m:t>
-                              </m:r>
-                            </m:sup>
-                          </m:sSup>
-                          <m:r>
-                            <m:rPr>
-                              <m:sty m:val="p"/>
-                            </m:rPr>
-                            <m:t>+</m:t>
-                          </m:r>
-                          <m:r>
-                            <m:t>2</m:t>
-                          </m:r>
-                          <m:r>
-                            <m:t>x</m:t>
-                          </m:r>
-                          <m:r>
-                            <m:rPr>
-                              <m:sty m:val="p"/>
-                            </m:rPr>
-                            <m:t>+</m:t>
-                          </m:r>
-                          <m:r>
-                            <m:t>1</m:t>
-                          </m:r>
-                        </m:den>
-                      </m:f>
-                      <m:r>
-                        <m:rPr>
-                          <m:sty m:val="p"/>
-                        </m:rPr>
-                        <m:t>⋅</m:t>
-                      </m:r>
-                      <m:f>
-                        <m:fPr>
-                          <m:type m:val="bar"/>
-                        </m:fPr>
-                        <m:num>
-                          <m:r>
-                            <m:t>x</m:t>
-                          </m:r>
-                          <m:r>
-                            <m:rPr>
-                              <m:sty m:val="p"/>
-                            </m:rPr>
-                            <m:t>+</m:t>
-                          </m:r>
-                          <m:r>
-                            <m:t>1</m:t>
-                          </m:r>
-                        </m:num>
-                        <m:den>
-                          <m:r>
-                            <m:t>x</m:t>
-                          </m:r>
-                          <m:r>
-                            <m:rPr>
-                              <m:sty m:val="p"/>
-                            </m:rPr>
-                            <m:t>−</m:t>
-                          </m:r>
-                          <m:r>
-                            <m:t>3</m:t>
-                          </m:r>
-                        </m:den>
-                      </m:f>
-                    </m:e>
-                    <m:e>
-                      <m:r>
-                        <m:rPr>
-                          <m:sty m:val="p"/>
-                        </m:rPr>
-                        <m:t>=</m:t>
-                      </m:r>
-                      <m:f>
-                        <m:fPr>
-                          <m:type m:val="bar"/>
-                        </m:fPr>
-                        <m:num>
-                          <m:d>
-                            <m:dPr>
-                              <m:begChr m:val="("/>
-                              <m:sepChr m:val=""/>
-                              <m:endChr m:val=")"/>
-                              <m:grow/>
-                            </m:dPr>
-                            <m:e>
-                              <m:r>
-                                <m:t>x</m:t>
-                              </m:r>
-                              <m:r>
-                                <m:rPr>
-                                  <m:sty m:val="p"/>
-                                </m:rPr>
-                                <m:t>+</m:t>
-                              </m:r>
-                              <m:r>
-                                <m:t>3</m:t>
-                              </m:r>
-                            </m:e>
-                          </m:d>
-                          <m:d>
-                            <m:dPr>
-                              <m:begChr m:val="("/>
-                              <m:sepChr m:val=""/>
-                              <m:endChr m:val=")"/>
-                              <m:grow/>
-                            </m:dPr>
-                            <m:e>
-                              <m:r>
-                                <m:t>x</m:t>
-                              </m:r>
-                              <m:r>
-                                <m:rPr>
-                                  <m:sty m:val="p"/>
-                                </m:rPr>
-                                <m:t>−</m:t>
-                              </m:r>
-                              <m:r>
-                                <m:t>3</m:t>
-                              </m:r>
-                            </m:e>
-                          </m:d>
-                        </m:num>
-                        <m:den>
-                          <m:sSup>
-                            <m:e>
-                              <m:d>
-                                <m:dPr>
-                                  <m:begChr m:val="("/>
-                                  <m:sepChr m:val=""/>
-                                  <m:endChr m:val=")"/>
-                                  <m:grow/>
-                                </m:dPr>
-                                <m:e>
-                                  <m:r>
-                                    <m:t>x</m:t>
-                                  </m:r>
-                                  <m:r>
-                                    <m:rPr>
-                                      <m:sty m:val="p"/>
-                                    </m:rPr>
-                                    <m:t>+</m:t>
-                                  </m:r>
-                                  <m:r>
-                                    <m:t>1</m:t>
-                                  </m:r>
-                                </m:e>
-                              </m:d>
-                            </m:e>
-                            <m:sup>
-                              <m:r>
-                                <m:t>2</m:t>
-                              </m:r>
-                            </m:sup>
-                          </m:sSup>
-                        </m:den>
-                      </m:f>
-                      <m:r>
-                        <m:rPr>
-                          <m:sty m:val="p"/>
-                        </m:rPr>
-                        <m:t>⋅</m:t>
-                      </m:r>
-                      <m:f>
-                        <m:fPr>
-                          <m:type m:val="bar"/>
-                        </m:fPr>
-                        <m:num>
-                          <m:r>
-                            <m:t>x</m:t>
-                          </m:r>
-                          <m:r>
-                            <m:rPr>
-                              <m:sty m:val="p"/>
-                            </m:rPr>
-                            <m:t>+</m:t>
-                          </m:r>
-                          <m:r>
-                            <m:t>1</m:t>
-                          </m:r>
-                        </m:num>
-                        <m:den>
-                          <m:r>
-                            <m:t>x</m:t>
-                          </m:r>
-                          <m:r>
-                            <m:rPr>
-                              <m:sty m:val="p"/>
-                            </m:rPr>
-                            <m:t>−</m:t>
-                          </m:r>
-                          <m:r>
-                            <m:t>3</m:t>
-                          </m:r>
-                        </m:den>
-                      </m:f>
-                    </m:e>
-                  </m:mr>
-                  <m:mr>
-                    <m:e/>
-                    <m:e>
-                      <m:r>
-                        <m:rPr>
-                          <m:sty m:val="p"/>
-                        </m:rPr>
-                        <m:t>=</m:t>
-                      </m:r>
-                      <m:f>
-                        <m:fPr>
-                          <m:type m:val="bar"/>
-                        </m:fPr>
-                        <m:num>
-                          <m:d>
-                            <m:dPr>
-                              <m:begChr m:val="("/>
-                              <m:sepChr m:val=""/>
-                              <m:endChr m:val=")"/>
-                              <m:grow/>
-                            </m:dPr>
-                            <m:e>
-                              <m:r>
-                                <m:t>x</m:t>
-                              </m:r>
-                              <m:r>
-                                <m:rPr>
-                                  <m:sty m:val="p"/>
-                                </m:rPr>
-                                <m:t>+</m:t>
-                              </m:r>
-                              <m:r>
-                                <m:t>3</m:t>
-                              </m:r>
-                            </m:e>
-                          </m:d>
-                          <m:d>
-                            <m:dPr>
-                              <m:begChr m:val="("/>
-                              <m:sepChr m:val=""/>
-                              <m:endChr m:val=")"/>
-                              <m:grow/>
-                            </m:dPr>
-                            <m:e>
-                              <m:r>
-                                <m:t>x</m:t>
-                              </m:r>
-                              <m:r>
-                                <m:rPr>
-                                  <m:sty m:val="p"/>
-                                </m:rPr>
-                                <m:t>−</m:t>
-                              </m:r>
-                              <m:r>
-                                <m:t>3</m:t>
-                              </m:r>
-                            </m:e>
-                          </m:d>
-                          <m:d>
-                            <m:dPr>
-                              <m:begChr m:val="("/>
-                              <m:sepChr m:val=""/>
-                              <m:endChr m:val=")"/>
-                              <m:grow/>
-                            </m:dPr>
-                            <m:e>
-                              <m:r>
-                                <m:t>x</m:t>
-                              </m:r>
-                              <m:r>
-                                <m:rPr>
-                                  <m:sty m:val="p"/>
-                                </m:rPr>
-                                <m:t>+</m:t>
-                              </m:r>
-                              <m:r>
-                                <m:t>1</m:t>
-                              </m:r>
-                            </m:e>
-                          </m:d>
-                        </m:num>
-                        <m:den>
-                          <m:sSup>
-                            <m:e>
-                              <m:d>
-                                <m:dPr>
-                                  <m:begChr m:val="("/>
-                                  <m:sepChr m:val=""/>
-                                  <m:endChr m:val=")"/>
-                                  <m:grow/>
-                                </m:dPr>
-                                <m:e>
-                                  <m:r>
-                                    <m:t>x</m:t>
-                                  </m:r>
-                                  <m:r>
-                                    <m:rPr>
-                                      <m:sty m:val="p"/>
-                                    </m:rPr>
-                                    <m:t>+</m:t>
-                                  </m:r>
-                                  <m:r>
-                                    <m:t>1</m:t>
-                                  </m:r>
-                                </m:e>
-                              </m:d>
-                            </m:e>
-                            <m:sup>
-                              <m:r>
-                                <m:t>2</m:t>
-                              </m:r>
-                            </m:sup>
-                          </m:sSup>
-                          <m:d>
-                            <m:dPr>
-                              <m:begChr m:val="("/>
-                              <m:sepChr m:val=""/>
-                              <m:endChr m:val=")"/>
-                              <m:grow/>
-                            </m:dPr>
-                            <m:e>
-                              <m:r>
-                                <m:t>x</m:t>
-                              </m:r>
-                              <m:r>
-                                <m:rPr>
-                                  <m:sty m:val="p"/>
-                                </m:rPr>
-                                <m:t>−</m:t>
-                              </m:r>
-                              <m:r>
-                                <m:t>3</m:t>
-                              </m:r>
-                            </m:e>
-                          </m:d>
-                        </m:den>
-                      </m:f>
-                    </m:e>
-                  </m:mr>
-                </m:m>
+                <m:eqArr>
+                  <m:e>
+                    <m:f>
+                      <m:fPr>
+                        <m:type m:val="bar"/>
+                      </m:fPr>
+                      <m:num>
+                        <m:sSup>
+                          <m:e>
+                            <m:r>
+                              <m:t>x</m:t>
+                            </m:r>
+                          </m:e>
+                          <m:sup>
+                            <m:r>
+                              <m:t>2</m:t>
+                            </m:r>
+                          </m:sup>
+                        </m:sSup>
+                        <m:r>
+                          <m:rPr>
+                            <m:sty m:val="p"/>
+                          </m:rPr>
+                          <m:t>−</m:t>
+                        </m:r>
+                        <m:r>
+                          <m:t>9</m:t>
+                        </m:r>
+                      </m:num>
+                      <m:den>
+                        <m:sSup>
+                          <m:e>
+                            <m:r>
+                              <m:t>x</m:t>
+                            </m:r>
+                          </m:e>
+                          <m:sup>
+                            <m:r>
+                              <m:t>2</m:t>
+                            </m:r>
+                          </m:sup>
+                        </m:sSup>
+                        <m:r>
+                          <m:rPr>
+                            <m:sty m:val="p"/>
+                          </m:rPr>
+                          <m:t>+</m:t>
+                        </m:r>
+                        <m:r>
+                          <m:t>2</m:t>
+                        </m:r>
+                        <m:r>
+                          <m:t>x</m:t>
+                        </m:r>
+                        <m:r>
+                          <m:rPr>
+                            <m:sty m:val="p"/>
+                          </m:rPr>
+                          <m:t>+</m:t>
+                        </m:r>
+                        <m:r>
+                          <m:t>1</m:t>
+                        </m:r>
+                      </m:den>
+                    </m:f>
+                    <m:r>
+                      <m:rPr>
+                        <m:sty m:val="p"/>
+                      </m:rPr>
+                      <m:t>⋅</m:t>
+                    </m:r>
+                    <m:f>
+                      <m:fPr>
+                        <m:type m:val="bar"/>
+                      </m:fPr>
+                      <m:num>
+                        <m:r>
+                          <m:t>x</m:t>
+                        </m:r>
+                        <m:r>
+                          <m:rPr>
+                            <m:sty m:val="p"/>
+                          </m:rPr>
+                          <m:t>+</m:t>
+                        </m:r>
+                        <m:r>
+                          <m:t>1</m:t>
+                        </m:r>
+                      </m:num>
+                      <m:den>
+                        <m:r>
+                          <m:t>x</m:t>
+                        </m:r>
+                        <m:r>
+                          <m:rPr>
+                            <m:sty m:val="p"/>
+                          </m:rPr>
+                          <m:t>−</m:t>
+                        </m:r>
+                        <m:r>
+                          <m:t>3</m:t>
+                        </m:r>
+                      </m:den>
+                    </m:f>
+                    <m:r>
+                      <m:t>&amp;</m:t>
+                    </m:r>
+                    <m:r>
+                      <m:rPr>
+                        <m:sty m:val="p"/>
+                      </m:rPr>
+                      <m:t>=</m:t>
+                    </m:r>
+                    <m:f>
+                      <m:fPr>
+                        <m:type m:val="bar"/>
+                      </m:fPr>
+                      <m:num>
+                        <m:r>
+                          <m:rPr>
+                            <m:sty m:val="p"/>
+                          </m:rPr>
+                          <m:t>(</m:t>
+                        </m:r>
+                        <m:r>
+                          <m:t>x</m:t>
+                        </m:r>
+                        <m:r>
+                          <m:rPr>
+                            <m:sty m:val="p"/>
+                          </m:rPr>
+                          <m:t>+</m:t>
+                        </m:r>
+                        <m:r>
+                          <m:t>3</m:t>
+                        </m:r>
+                        <m:r>
+                          <m:rPr>
+                            <m:sty m:val="p"/>
+                          </m:rPr>
+                          <m:t>)</m:t>
+                        </m:r>
+                        <m:r>
+                          <m:rPr>
+                            <m:sty m:val="p"/>
+                          </m:rPr>
+                          <m:t>(</m:t>
+                        </m:r>
+                        <m:r>
+                          <m:t>x</m:t>
+                        </m:r>
+                        <m:r>
+                          <m:rPr>
+                            <m:sty m:val="p"/>
+                          </m:rPr>
+                          <m:t>−</m:t>
+                        </m:r>
+                        <m:r>
+                          <m:t>3</m:t>
+                        </m:r>
+                        <m:r>
+                          <m:rPr>
+                            <m:sty m:val="p"/>
+                          </m:rPr>
+                          <m:t>)</m:t>
+                        </m:r>
+                      </m:num>
+                      <m:den>
+                        <m:r>
+                          <m:rPr>
+                            <m:sty m:val="p"/>
+                          </m:rPr>
+                          <m:t>(</m:t>
+                        </m:r>
+                        <m:r>
+                          <m:t>x</m:t>
+                        </m:r>
+                        <m:r>
+                          <m:rPr>
+                            <m:sty m:val="p"/>
+                          </m:rPr>
+                          <m:t>+</m:t>
+                        </m:r>
+                        <m:r>
+                          <m:t>1</m:t>
+                        </m:r>
+                        <m:sSup>
+                          <m:e>
+                            <m:r>
+                              <m:rPr>
+                                <m:sty m:val="p"/>
+                              </m:rPr>
+                              <m:t>)</m:t>
+                            </m:r>
+                          </m:e>
+                          <m:sup>
+                            <m:r>
+                              <m:t>2</m:t>
+                            </m:r>
+                          </m:sup>
+                        </m:sSup>
+                      </m:den>
+                    </m:f>
+                    <m:r>
+                      <m:rPr>
+                        <m:sty m:val="p"/>
+                      </m:rPr>
+                      <m:t>⋅</m:t>
+                    </m:r>
+                    <m:f>
+                      <m:fPr>
+                        <m:type m:val="bar"/>
+                      </m:fPr>
+                      <m:num>
+                        <m:r>
+                          <m:t>x</m:t>
+                        </m:r>
+                        <m:r>
+                          <m:rPr>
+                            <m:sty m:val="p"/>
+                          </m:rPr>
+                          <m:t>+</m:t>
+                        </m:r>
+                        <m:r>
+                          <m:t>1</m:t>
+                        </m:r>
+                      </m:num>
+                      <m:den>
+                        <m:r>
+                          <m:t>x</m:t>
+                        </m:r>
+                        <m:r>
+                          <m:rPr>
+                            <m:sty m:val="p"/>
+                          </m:rPr>
+                          <m:t>−</m:t>
+                        </m:r>
+                        <m:r>
+                          <m:t>3</m:t>
+                        </m:r>
+                      </m:den>
+                    </m:f>
+                  </m:e>
+                  <m:e>
+                    <m:r>
+                      <m:t>&amp;</m:t>
+                    </m:r>
+                    <m:r>
+                      <m:rPr>
+                        <m:sty m:val="p"/>
+                      </m:rPr>
+                      <m:t>=</m:t>
+                    </m:r>
+                    <m:f>
+                      <m:fPr>
+                        <m:type m:val="bar"/>
+                      </m:fPr>
+                      <m:num>
+                        <m:r>
+                          <m:rPr>
+                            <m:sty m:val="p"/>
+                          </m:rPr>
+                          <m:t>(</m:t>
+                        </m:r>
+                        <m:r>
+                          <m:t>x</m:t>
+                        </m:r>
+                        <m:r>
+                          <m:rPr>
+                            <m:sty m:val="p"/>
+                          </m:rPr>
+                          <m:t>+</m:t>
+                        </m:r>
+                        <m:r>
+                          <m:t>3</m:t>
+                        </m:r>
+                        <m:r>
+                          <m:rPr>
+                            <m:sty m:val="p"/>
+                          </m:rPr>
+                          <m:t>)</m:t>
+                        </m:r>
+                        <m:r>
+                          <m:rPr>
+                            <m:sty m:val="p"/>
+                          </m:rPr>
+                          <m:t>(</m:t>
+                        </m:r>
+                        <m:r>
+                          <m:t>x</m:t>
+                        </m:r>
+                        <m:r>
+                          <m:rPr>
+                            <m:sty m:val="p"/>
+                          </m:rPr>
+                          <m:t>−</m:t>
+                        </m:r>
+                        <m:r>
+                          <m:t>3</m:t>
+                        </m:r>
+                        <m:r>
+                          <m:rPr>
+                            <m:sty m:val="p"/>
+                          </m:rPr>
+                          <m:t>)</m:t>
+                        </m:r>
+                        <m:r>
+                          <m:rPr>
+                            <m:sty m:val="p"/>
+                          </m:rPr>
+                          <m:t>(</m:t>
+                        </m:r>
+                        <m:r>
+                          <m:t>x</m:t>
+                        </m:r>
+                        <m:r>
+                          <m:rPr>
+                            <m:sty m:val="p"/>
+                          </m:rPr>
+                          <m:t>+</m:t>
+                        </m:r>
+                        <m:r>
+                          <m:t>1</m:t>
+                        </m:r>
+                        <m:r>
+                          <m:rPr>
+                            <m:sty m:val="p"/>
+                          </m:rPr>
+                          <m:t>)</m:t>
+                        </m:r>
+                      </m:num>
+                      <m:den>
+                        <m:r>
+                          <m:rPr>
+                            <m:sty m:val="p"/>
+                          </m:rPr>
+                          <m:t>(</m:t>
+                        </m:r>
+                        <m:r>
+                          <m:t>x</m:t>
+                        </m:r>
+                        <m:r>
+                          <m:rPr>
+                            <m:sty m:val="p"/>
+                          </m:rPr>
+                          <m:t>+</m:t>
+                        </m:r>
+                        <m:r>
+                          <m:t>1</m:t>
+                        </m:r>
+                        <m:sSup>
+                          <m:e>
+                            <m:r>
+                              <m:rPr>
+                                <m:sty m:val="p"/>
+                              </m:rPr>
+                              <m:t>)</m:t>
+                            </m:r>
+                          </m:e>
+                          <m:sup>
+                            <m:r>
+                              <m:t>2</m:t>
+                            </m:r>
+                          </m:sup>
+                        </m:sSup>
+                        <m:r>
+                          <m:rPr>
+                            <m:sty m:val="p"/>
+                          </m:rPr>
+                          <m:t>(</m:t>
+                        </m:r>
+                        <m:r>
+                          <m:t>x</m:t>
+                        </m:r>
+                        <m:r>
+                          <m:rPr>
+                            <m:sty m:val="p"/>
+                          </m:rPr>
+                          <m:t>−</m:t>
+                        </m:r>
+                        <m:r>
+                          <m:t>3</m:t>
+                        </m:r>
+                        <m:r>
+                          <m:rPr>
+                            <m:sty m:val="p"/>
+                          </m:rPr>
+                          <m:t>)</m:t>
+                        </m:r>
+                      </m:den>
+                    </m:f>
+                  </m:e>
+                </m:eqArr>
               </m:oMath>
             </m:oMathPara>
           </w:p>
@@ -6719,98 +6725,106 @@
                     <m:type m:val="bar"/>
                   </m:fPr>
                   <m:num>
-                    <m:d>
-                      <m:dPr>
-                        <m:begChr m:val="("/>
-                        <m:sepChr m:val=""/>
-                        <m:endChr m:val=")"/>
-                        <m:grow/>
-                      </m:dPr>
+                    <m:r>
+                      <m:rPr>
+                        <m:sty m:val="p"/>
+                      </m:rPr>
+                      <m:t>(</m:t>
+                    </m:r>
+                    <m:r>
+                      <m:t>x</m:t>
+                    </m:r>
+                    <m:r>
+                      <m:rPr>
+                        <m:sty m:val="p"/>
+                      </m:rPr>
+                      <m:t>+</m:t>
+                    </m:r>
+                    <m:r>
+                      <m:t>3</m:t>
+                    </m:r>
+                    <m:r>
+                      <m:rPr>
+                        <m:sty m:val="p"/>
+                      </m:rPr>
+                      <m:t>)</m:t>
+                    </m:r>
+                    <m:r>
+                      <m:rPr>
+                        <m:sty m:val="p"/>
+                      </m:rPr>
+                      <m:t>(</m:t>
+                    </m:r>
+                    <m:r>
+                      <m:t>x</m:t>
+                    </m:r>
+                    <m:r>
+                      <m:rPr>
+                        <m:sty m:val="p"/>
+                      </m:rPr>
+                      <m:t>−</m:t>
+                    </m:r>
+                    <m:r>
+                      <m:t>3</m:t>
+                    </m:r>
+                    <m:r>
+                      <m:rPr>
+                        <m:sty m:val="p"/>
+                      </m:rPr>
+                      <m:t>)</m:t>
+                    </m:r>
+                    <m:r>
+                      <m:rPr>
+                        <m:sty m:val="p"/>
+                      </m:rPr>
+                      <m:t>(</m:t>
+                    </m:r>
+                    <m:r>
+                      <m:t>x</m:t>
+                    </m:r>
+                    <m:r>
+                      <m:rPr>
+                        <m:sty m:val="p"/>
+                      </m:rPr>
+                      <m:t>+</m:t>
+                    </m:r>
+                    <m:r>
+                      <m:t>1</m:t>
+                    </m:r>
+                    <m:r>
+                      <m:rPr>
+                        <m:sty m:val="p"/>
+                      </m:rPr>
+                      <m:t>)</m:t>
+                    </m:r>
+                  </m:num>
+                  <m:den>
+                    <m:r>
+                      <m:rPr>
+                        <m:sty m:val="p"/>
+                      </m:rPr>
+                      <m:t>(</m:t>
+                    </m:r>
+                    <m:r>
+                      <m:t>x</m:t>
+                    </m:r>
+                    <m:r>
+                      <m:rPr>
+                        <m:sty m:val="p"/>
+                      </m:rPr>
+                      <m:t>+</m:t>
+                    </m:r>
+                    <m:r>
+                      <m:t>1</m:t>
+                    </m:r>
+                    <m:sSup>
                       <m:e>
-                        <m:r>
-                          <m:t>x</m:t>
-                        </m:r>
                         <m:r>
                           <m:rPr>
                             <m:sty m:val="p"/>
                           </m:rPr>
-                          <m:t>+</m:t>
-                        </m:r>
-                        <m:r>
-                          <m:t>3</m:t>
-                        </m:r>
-                      </m:e>
-                    </m:d>
-                    <m:d>
-                      <m:dPr>
-                        <m:begChr m:val="("/>
-                        <m:sepChr m:val=""/>
-                        <m:endChr m:val=")"/>
-                        <m:grow/>
-                      </m:dPr>
-                      <m:e>
-                        <m:r>
-                          <m:t>x</m:t>
-                        </m:r>
-                        <m:r>
-                          <m:rPr>
-                            <m:sty m:val="p"/>
-                          </m:rPr>
-                          <m:t>−</m:t>
-                        </m:r>
-                        <m:r>
-                          <m:t>3</m:t>
-                        </m:r>
-                      </m:e>
-                    </m:d>
-                    <m:d>
-                      <m:dPr>
-                        <m:begChr m:val="("/>
-                        <m:sepChr m:val=""/>
-                        <m:endChr m:val=")"/>
-                        <m:grow/>
-                      </m:dPr>
-                      <m:e>
-                        <m:r>
-                          <m:t>x</m:t>
-                        </m:r>
-                        <m:r>
-                          <m:rPr>
-                            <m:sty m:val="p"/>
-                          </m:rPr>
-                          <m:t>+</m:t>
-                        </m:r>
-                        <m:r>
-                          <m:t>1</m:t>
-                        </m:r>
-                      </m:e>
-                    </m:d>
-                  </m:num>
-                  <m:den>
-                    <m:sSup>
-                      <m:e>
-                        <m:d>
-                          <m:dPr>
-                            <m:begChr m:val="("/>
-                            <m:sepChr m:val=""/>
-                            <m:endChr m:val=")"/>
-                            <m:grow/>
-                          </m:dPr>
-                          <m:e>
-                            <m:r>
-                              <m:t>x</m:t>
-                            </m:r>
-                            <m:r>
-                              <m:rPr>
-                                <m:sty m:val="p"/>
-                              </m:rPr>
-                              <m:t>+</m:t>
-                            </m:r>
-                            <m:r>
-                              <m:t>1</m:t>
-                            </m:r>
-                          </m:e>
-                        </m:d>
+                          <m:t>)</m:t>
+                        </m:r>
                       </m:e>
                       <m:sup>
                         <m:r>
@@ -6818,28 +6832,30 @@
                         </m:r>
                       </m:sup>
                     </m:sSup>
-                    <m:d>
-                      <m:dPr>
-                        <m:begChr m:val="("/>
-                        <m:sepChr m:val=""/>
-                        <m:endChr m:val=")"/>
-                        <m:grow/>
-                      </m:dPr>
-                      <m:e>
-                        <m:r>
-                          <m:t>x</m:t>
-                        </m:r>
-                        <m:r>
-                          <m:rPr>
-                            <m:sty m:val="p"/>
-                          </m:rPr>
-                          <m:t>−</m:t>
-                        </m:r>
-                        <m:r>
-                          <m:t>3</m:t>
-                        </m:r>
-                      </m:e>
-                    </m:d>
+                    <m:r>
+                      <m:rPr>
+                        <m:sty m:val="p"/>
+                      </m:rPr>
+                      <m:t>(</m:t>
+                    </m:r>
+                    <m:r>
+                      <m:t>x</m:t>
+                    </m:r>
+                    <m:r>
+                      <m:rPr>
+                        <m:sty m:val="p"/>
+                      </m:rPr>
+                      <m:t>−</m:t>
+                    </m:r>
+                    <m:r>
+                      <m:t>3</m:t>
+                    </m:r>
+                    <m:r>
+                      <m:rPr>
+                        <m:sty m:val="p"/>
+                      </m:rPr>
+                      <m:t>)</m:t>
+                    </m:r>
                   </m:den>
                 </m:f>
                 <m:r>
@@ -6887,8 +6903,8 @@
                 <m:r>
                   <m:rPr>
                     <m:nor/>
+                    <m:scr m:val="sans-serif"/>
                     <m:sty m:val="p"/>
-                    <m:scr m:val="sans-serif"/>
                   </m:rPr>
                   <m:t>if </m:t>
                 </m:r>
@@ -6919,8 +6935,8 @@
                 <m:r>
                   <m:rPr>
                     <m:nor/>
+                    <m:scr m:val="sans-serif"/>
                     <m:sty m:val="p"/>
-                    <m:scr m:val="sans-serif"/>
                   </m:rPr>
                   <m:t> and </m:t>
                 </m:r>
@@ -6994,18 +7010,18 @@
                 <wp:inline>
                   <wp:extent cx="152400" cy="152400"/>
                   <wp:effectExtent b="0" l="0" r="0" t="0"/>
-                  <wp:docPr descr="" title="" id="54" name="Picture"/>
+                  <wp:docPr descr="" title="" id="43" name="Picture"/>
                   <a:graphic>
                     <a:graphicData uri="http://schemas.openxmlformats.org/drawingml/2006/picture">
                       <pic:pic>
                         <pic:nvPicPr>
-                          <pic:cNvPr descr="/Applications/quarto/share/formats/docx/warning.png" id="55" name="Picture"/>
+                          <pic:cNvPr descr="/Applications/quarto/share/formats/docx/warning.png" id="44" name="Picture"/>
                           <pic:cNvPicPr>
                             <a:picLocks noChangeArrowheads="1" noChangeAspect="1"/>
                           </pic:cNvPicPr>
                         </pic:nvPicPr>
                         <pic:blipFill>
-                          <a:blip r:embed="rId40"/>
+                          <a:blip r:embed="rId29"/>
                           <a:stretch>
                             <a:fillRect/>
                           </a:stretch>
@@ -7082,8 +7098,8 @@
         </w:tc>
       </w:tr>
     </w:tbl>
-    <w:bookmarkEnd w:id="56"/>
-    <w:bookmarkStart w:id="63" w:name="dividing-algebraic-fractions"/>
+    <w:bookmarkEnd w:id="45"/>
+    <w:bookmarkStart w:id="52" w:name="dividing-algebraic-fractions"/>
     <w:p>
       <w:pPr>
         <w:pStyle w:val="Heading1"/>
@@ -7102,7 +7118,7 @@
       <w:r>
         <w:t xml:space="preserve"> </w:t>
       </w:r>
-      <w:hyperlink r:id="rId21">
+      <w:hyperlink r:id="rId10">
         <w:r>
           <w:rPr>
             <w:rStyle w:val="Hyperlink"/>
@@ -7265,18 +7281,18 @@
                 <wp:inline>
                   <wp:extent cx="152400" cy="152400"/>
                   <wp:effectExtent b="0" l="0" r="0" t="0"/>
-                  <wp:docPr descr="" title="" id="57" name="Picture"/>
+                  <wp:docPr descr="" title="" id="46" name="Picture"/>
                   <a:graphic>
                     <a:graphicData uri="http://schemas.openxmlformats.org/drawingml/2006/picture">
                       <pic:pic>
                         <pic:nvPicPr>
-                          <pic:cNvPr descr="/Applications/quarto/share/formats/docx/note.png" id="58" name="Picture"/>
+                          <pic:cNvPr descr="/Applications/quarto/share/formats/docx/note.png" id="47" name="Picture"/>
                           <pic:cNvPicPr>
                             <a:picLocks noChangeArrowheads="1" noChangeAspect="1"/>
                           </pic:cNvPicPr>
                         </pic:nvPicPr>
                         <pic:blipFill>
-                          <a:blip r:embed="rId24"/>
+                          <a:blip r:embed="rId13"/>
                           <a:stretch>
                             <a:fillRect/>
                           </a:stretch>
@@ -7481,18 +7497,18 @@
                 <wp:inline>
                   <wp:extent cx="152400" cy="152400"/>
                   <wp:effectExtent b="0" l="0" r="0" t="0"/>
-                  <wp:docPr descr="" title="" id="59" name="Picture"/>
+                  <wp:docPr descr="" title="" id="48" name="Picture"/>
                   <a:graphic>
                     <a:graphicData uri="http://schemas.openxmlformats.org/drawingml/2006/picture">
                       <pic:pic>
                         <pic:nvPicPr>
-                          <pic:cNvPr descr="/Applications/quarto/share/formats/docx/note.png" id="60" name="Picture"/>
+                          <pic:cNvPr descr="/Applications/quarto/share/formats/docx/note.png" id="49" name="Picture"/>
                           <pic:cNvPicPr>
                             <a:picLocks noChangeArrowheads="1" noChangeAspect="1"/>
                           </pic:cNvPicPr>
                         </pic:nvPicPr>
                         <pic:blipFill>
-                          <a:blip r:embed="rId24"/>
+                          <a:blip r:embed="rId13"/>
                           <a:stretch>
                             <a:fillRect/>
                           </a:stretch>
@@ -7753,8 +7769,8 @@
                 <m:r>
                   <m:rPr>
                     <m:nor/>
+                    <m:scr m:val="sans-serif"/>
                     <m:sty m:val="p"/>
-                    <m:scr m:val="sans-serif"/>
                   </m:rPr>
                   <m:t>if </m:t>
                 </m:r>
@@ -7793,257 +7809,238 @@
                 <m:jc m:val="center"/>
               </m:oMathParaPr>
               <m:oMath>
-                <m:m>
-                  <m:mPr>
-                    <m:baseJc m:val="center"/>
-                    <m:plcHide m:val="on"/>
-                    <m:mcs>
-                      <m:mc>
-                        <m:mcPr>
-                          <m:mcJc m:val="right"/>
-                          <m:count m:val="1"/>
-                        </m:mcPr>
-                      </m:mc>
-                      <m:mc>
-                        <m:mcPr>
-                          <m:mcJc m:val="left"/>
-                          <m:count m:val="1"/>
-                        </m:mcPr>
-                      </m:mc>
-                    </m:mcs>
-                  </m:mPr>
-                  <m:mr>
-                    <m:e>
-                      <m:f>
-                        <m:fPr>
-                          <m:type m:val="bar"/>
-                        </m:fPr>
-                        <m:num>
-                          <m:r>
-                            <m:t>2</m:t>
-                          </m:r>
-                          <m:r>
-                            <m:t>y</m:t>
-                          </m:r>
-                        </m:num>
-                        <m:den>
-                          <m:r>
-                            <m:t>3</m:t>
-                          </m:r>
-                        </m:den>
-                      </m:f>
-                      <m:r>
-                        <m:rPr>
-                          <m:sty m:val="p"/>
-                        </m:rPr>
-                        <m:t>÷</m:t>
-                      </m:r>
-                      <m:f>
-                        <m:fPr>
-                          <m:type m:val="bar"/>
-                        </m:fPr>
-                        <m:num>
-                          <m:r>
-                            <m:t>4</m:t>
-                          </m:r>
-                        </m:num>
-                        <m:den>
-                          <m:r>
-                            <m:t>y</m:t>
-                          </m:r>
-                        </m:den>
-                      </m:f>
-                    </m:e>
-                    <m:e>
-                      <m:r>
-                        <m:rPr>
-                          <m:sty m:val="p"/>
-                        </m:rPr>
-                        <m:t>=</m:t>
-                      </m:r>
-                      <m:f>
-                        <m:fPr>
-                          <m:type m:val="bar"/>
-                        </m:fPr>
-                        <m:num>
-                          <m:r>
-                            <m:t>2</m:t>
-                          </m:r>
-                          <m:r>
-                            <m:t>y</m:t>
-                          </m:r>
-                        </m:num>
-                        <m:den>
-                          <m:r>
-                            <m:t>3</m:t>
-                          </m:r>
-                        </m:den>
-                      </m:f>
-                      <m:r>
-                        <m:rPr>
-                          <m:sty m:val="p"/>
-                        </m:rPr>
-                        <m:t>⋅</m:t>
-                      </m:r>
-                      <m:f>
-                        <m:fPr>
-                          <m:type m:val="bar"/>
-                        </m:fPr>
-                        <m:num>
-                          <m:r>
-                            <m:t>y</m:t>
-                          </m:r>
-                        </m:num>
-                        <m:den>
-                          <m:r>
-                            <m:t>4</m:t>
-                          </m:r>
-                        </m:den>
-                      </m:f>
-                    </m:e>
-                  </m:mr>
-                  <m:mr>
-                    <m:e/>
-                    <m:e>
-                      <m:r>
-                        <m:rPr>
-                          <m:sty m:val="p"/>
-                        </m:rPr>
-                        <m:t>=</m:t>
-                      </m:r>
-                      <m:f>
-                        <m:fPr>
-                          <m:type m:val="bar"/>
-                        </m:fPr>
-                        <m:num>
-                          <m:r>
-                            <m:t>2</m:t>
-                          </m:r>
-                          <m:r>
-                            <m:t>y</m:t>
-                          </m:r>
-                          <m:r>
-                            <m:rPr>
-                              <m:sty m:val="p"/>
-                            </m:rPr>
-                            <m:t>⋅</m:t>
-                          </m:r>
-                          <m:r>
-                            <m:t>y</m:t>
-                          </m:r>
-                        </m:num>
-                        <m:den>
-                          <m:r>
-                            <m:t>3</m:t>
-                          </m:r>
-                          <m:r>
-                            <m:rPr>
-                              <m:sty m:val="p"/>
-                            </m:rPr>
-                            <m:t>⋅</m:t>
-                          </m:r>
-                          <m:r>
-                            <m:t>4</m:t>
-                          </m:r>
-                        </m:den>
-                      </m:f>
-                    </m:e>
-                  </m:mr>
-                  <m:mr>
-                    <m:e/>
-                    <m:e>
-                      <m:r>
-                        <m:rPr>
-                          <m:sty m:val="p"/>
-                        </m:rPr>
-                        <m:t>=</m:t>
-                      </m:r>
-                      <m:f>
-                        <m:fPr>
-                          <m:type m:val="bar"/>
-                        </m:fPr>
-                        <m:num>
-                          <m:r>
-                            <m:t>2</m:t>
-                          </m:r>
-                          <m:sSup>
-                            <m:e>
-                              <m:r>
-                                <m:t>y</m:t>
-                              </m:r>
-                            </m:e>
-                            <m:sup>
-                              <m:r>
-                                <m:t>2</m:t>
-                              </m:r>
-                            </m:sup>
-                          </m:sSup>
-                        </m:num>
-                        <m:den>
-                          <m:r>
-                            <m:t>12</m:t>
-                          </m:r>
-                        </m:den>
-                      </m:f>
-                      <m:r>
-                        <m:rPr>
-                          <m:sty m:val="p"/>
-                        </m:rPr>
-                        <m:t>=</m:t>
-                      </m:r>
-                      <m:f>
-                        <m:fPr>
-                          <m:type m:val="bar"/>
-                        </m:fPr>
-                        <m:num>
-                          <m:sSup>
-                            <m:e>
-                              <m:r>
-                                <m:t>y</m:t>
-                              </m:r>
-                            </m:e>
-                            <m:sup>
-                              <m:r>
-                                <m:t>2</m:t>
-                              </m:r>
-                            </m:sup>
-                          </m:sSup>
-                        </m:num>
-                        <m:den>
-                          <m:r>
-                            <m:t>6</m:t>
-                          </m:r>
-                        </m:den>
-                      </m:f>
-                      <m:r>
-                        <m:t>  </m:t>
-                      </m:r>
-                      <m:r>
-                        <m:rPr>
-                          <m:nor/>
-                          <m:sty m:val="p"/>
-                          <m:scr m:val="sans-serif"/>
-                        </m:rPr>
-                        <m:t>if </m:t>
-                      </m:r>
-                      <m:r>
-                        <m:t> </m:t>
-                      </m:r>
-                      <m:r>
-                        <m:t>y</m:t>
-                      </m:r>
-                      <m:r>
-                        <m:rPr>
-                          <m:sty m:val="p"/>
-                        </m:rPr>
-                        <m:t>≠</m:t>
-                      </m:r>
-                      <m:r>
-                        <m:t>0</m:t>
-                      </m:r>
-                    </m:e>
-                  </m:mr>
-                </m:m>
+                <m:eqArr>
+                  <m:e>
+                    <m:f>
+                      <m:fPr>
+                        <m:type m:val="bar"/>
+                      </m:fPr>
+                      <m:num>
+                        <m:r>
+                          <m:t>2</m:t>
+                        </m:r>
+                        <m:r>
+                          <m:t>y</m:t>
+                        </m:r>
+                      </m:num>
+                      <m:den>
+                        <m:r>
+                          <m:t>3</m:t>
+                        </m:r>
+                      </m:den>
+                    </m:f>
+                    <m:r>
+                      <m:rPr>
+                        <m:sty m:val="p"/>
+                      </m:rPr>
+                      <m:t>÷</m:t>
+                    </m:r>
+                    <m:f>
+                      <m:fPr>
+                        <m:type m:val="bar"/>
+                      </m:fPr>
+                      <m:num>
+                        <m:r>
+                          <m:t>4</m:t>
+                        </m:r>
+                      </m:num>
+                      <m:den>
+                        <m:r>
+                          <m:t>y</m:t>
+                        </m:r>
+                      </m:den>
+                    </m:f>
+                    <m:r>
+                      <m:t>&amp;</m:t>
+                    </m:r>
+                    <m:r>
+                      <m:rPr>
+                        <m:sty m:val="p"/>
+                      </m:rPr>
+                      <m:t>=</m:t>
+                    </m:r>
+                    <m:f>
+                      <m:fPr>
+                        <m:type m:val="bar"/>
+                      </m:fPr>
+                      <m:num>
+                        <m:r>
+                          <m:t>2</m:t>
+                        </m:r>
+                        <m:r>
+                          <m:t>y</m:t>
+                        </m:r>
+                      </m:num>
+                      <m:den>
+                        <m:r>
+                          <m:t>3</m:t>
+                        </m:r>
+                      </m:den>
+                    </m:f>
+                    <m:r>
+                      <m:rPr>
+                        <m:sty m:val="p"/>
+                      </m:rPr>
+                      <m:t>⋅</m:t>
+                    </m:r>
+                    <m:f>
+                      <m:fPr>
+                        <m:type m:val="bar"/>
+                      </m:fPr>
+                      <m:num>
+                        <m:r>
+                          <m:t>y</m:t>
+                        </m:r>
+                      </m:num>
+                      <m:den>
+                        <m:r>
+                          <m:t>4</m:t>
+                        </m:r>
+                      </m:den>
+                    </m:f>
+                  </m:e>
+                  <m:e>
+                    <m:r>
+                      <m:t>&amp;</m:t>
+                    </m:r>
+                    <m:r>
+                      <m:rPr>
+                        <m:sty m:val="p"/>
+                      </m:rPr>
+                      <m:t>=</m:t>
+                    </m:r>
+                    <m:f>
+                      <m:fPr>
+                        <m:type m:val="bar"/>
+                      </m:fPr>
+                      <m:num>
+                        <m:r>
+                          <m:t>2</m:t>
+                        </m:r>
+                        <m:r>
+                          <m:t>y</m:t>
+                        </m:r>
+                        <m:r>
+                          <m:rPr>
+                            <m:sty m:val="p"/>
+                          </m:rPr>
+                          <m:t>⋅</m:t>
+                        </m:r>
+                        <m:r>
+                          <m:t>y</m:t>
+                        </m:r>
+                      </m:num>
+                      <m:den>
+                        <m:r>
+                          <m:t>3</m:t>
+                        </m:r>
+                        <m:r>
+                          <m:rPr>
+                            <m:sty m:val="p"/>
+                          </m:rPr>
+                          <m:t>⋅</m:t>
+                        </m:r>
+                        <m:r>
+                          <m:t>4</m:t>
+                        </m:r>
+                      </m:den>
+                    </m:f>
+                  </m:e>
+                  <m:e>
+                    <m:r>
+                      <m:t>&amp;</m:t>
+                    </m:r>
+                    <m:r>
+                      <m:rPr>
+                        <m:sty m:val="p"/>
+                      </m:rPr>
+                      <m:t>=</m:t>
+                    </m:r>
+                    <m:f>
+                      <m:fPr>
+                        <m:type m:val="bar"/>
+                      </m:fPr>
+                      <m:num>
+                        <m:r>
+                          <m:t>2</m:t>
+                        </m:r>
+                        <m:sSup>
+                          <m:e>
+                            <m:r>
+                              <m:t>y</m:t>
+                            </m:r>
+                          </m:e>
+                          <m:sup>
+                            <m:r>
+                              <m:t>2</m:t>
+                            </m:r>
+                          </m:sup>
+                        </m:sSup>
+                      </m:num>
+                      <m:den>
+                        <m:r>
+                          <m:t>12</m:t>
+                        </m:r>
+                      </m:den>
+                    </m:f>
+                    <m:r>
+                      <m:rPr>
+                        <m:sty m:val="p"/>
+                      </m:rPr>
+                      <m:t>=</m:t>
+                    </m:r>
+                    <m:f>
+                      <m:fPr>
+                        <m:type m:val="bar"/>
+                      </m:fPr>
+                      <m:num>
+                        <m:sSup>
+                          <m:e>
+                            <m:r>
+                              <m:t>y</m:t>
+                            </m:r>
+                          </m:e>
+                          <m:sup>
+                            <m:r>
+                              <m:t>2</m:t>
+                            </m:r>
+                          </m:sup>
+                        </m:sSup>
+                      </m:num>
+                      <m:den>
+                        <m:r>
+                          <m:t>6</m:t>
+                        </m:r>
+                      </m:den>
+                    </m:f>
+                    <m:r>
+                      <m:t>  </m:t>
+                    </m:r>
+                    <m:r>
+                      <m:rPr>
+                        <m:nor/>
+                        <m:scr m:val="sans-serif"/>
+                        <m:sty m:val="p"/>
+                      </m:rPr>
+                      <m:t>if </m:t>
+                    </m:r>
+                    <m:r>
+                      <m:t> </m:t>
+                    </m:r>
+                    <m:r>
+                      <m:t>y</m:t>
+                    </m:r>
+                    <m:r>
+                      <m:rPr>
+                        <m:sty m:val="p"/>
+                      </m:rPr>
+                      <m:t>≠</m:t>
+                    </m:r>
+                    <m:r>
+                      <m:t>0</m:t>
+                    </m:r>
+                  </m:e>
+                </m:eqArr>
               </m:oMath>
             </m:oMathPara>
           </w:p>
@@ -8098,18 +8095,18 @@
                 <wp:inline>
                   <wp:extent cx="152400" cy="152400"/>
                   <wp:effectExtent b="0" l="0" r="0" t="0"/>
-                  <wp:docPr descr="" title="" id="61" name="Picture"/>
+                  <wp:docPr descr="" title="" id="50" name="Picture"/>
                   <a:graphic>
                     <a:graphicData uri="http://schemas.openxmlformats.org/drawingml/2006/picture">
                       <pic:pic>
                         <pic:nvPicPr>
-                          <pic:cNvPr descr="/Applications/quarto/share/formats/docx/note.png" id="62" name="Picture"/>
+                          <pic:cNvPr descr="/Applications/quarto/share/formats/docx/note.png" id="51" name="Picture"/>
                           <pic:cNvPicPr>
                             <a:picLocks noChangeArrowheads="1" noChangeAspect="1"/>
                           </pic:cNvPicPr>
                         </pic:nvPicPr>
                         <pic:blipFill>
-                          <a:blip r:embed="rId24"/>
+                          <a:blip r:embed="rId13"/>
                           <a:stretch>
                             <a:fillRect/>
                           </a:stretch>
@@ -8562,77 +8559,83 @@
                     <m:type m:val="bar"/>
                   </m:fPr>
                   <m:num>
-                    <m:d>
-                      <m:dPr>
-                        <m:begChr m:val="("/>
-                        <m:sepChr m:val=""/>
-                        <m:endChr m:val=")"/>
-                        <m:grow/>
-                      </m:dPr>
-                      <m:e>
-                        <m:r>
-                          <m:t>x</m:t>
-                        </m:r>
-                        <m:r>
-                          <m:rPr>
-                            <m:sty m:val="p"/>
-                          </m:rPr>
-                          <m:t>−</m:t>
-                        </m:r>
-                        <m:r>
-                          <m:t>3</m:t>
-                        </m:r>
-                      </m:e>
-                    </m:d>
-                    <m:d>
-                      <m:dPr>
-                        <m:begChr m:val="("/>
-                        <m:sepChr m:val=""/>
-                        <m:endChr m:val=")"/>
-                        <m:grow/>
-                      </m:dPr>
-                      <m:e>
-                        <m:r>
-                          <m:t>x</m:t>
-                        </m:r>
-                        <m:r>
-                          <m:rPr>
-                            <m:sty m:val="p"/>
-                          </m:rPr>
-                          <m:t>+</m:t>
-                        </m:r>
-                        <m:r>
-                          <m:t>3</m:t>
-                        </m:r>
-                      </m:e>
-                    </m:d>
+                    <m:r>
+                      <m:rPr>
+                        <m:sty m:val="p"/>
+                      </m:rPr>
+                      <m:t>(</m:t>
+                    </m:r>
+                    <m:r>
+                      <m:t>x</m:t>
+                    </m:r>
+                    <m:r>
+                      <m:rPr>
+                        <m:sty m:val="p"/>
+                      </m:rPr>
+                      <m:t>−</m:t>
+                    </m:r>
+                    <m:r>
+                      <m:t>3</m:t>
+                    </m:r>
+                    <m:r>
+                      <m:rPr>
+                        <m:sty m:val="p"/>
+                      </m:rPr>
+                      <m:t>)</m:t>
+                    </m:r>
+                    <m:r>
+                      <m:rPr>
+                        <m:sty m:val="p"/>
+                      </m:rPr>
+                      <m:t>(</m:t>
+                    </m:r>
+                    <m:r>
+                      <m:t>x</m:t>
+                    </m:r>
+                    <m:r>
+                      <m:rPr>
+                        <m:sty m:val="p"/>
+                      </m:rPr>
+                      <m:t>+</m:t>
+                    </m:r>
+                    <m:r>
+                      <m:t>3</m:t>
+                    </m:r>
+                    <m:r>
+                      <m:rPr>
+                        <m:sty m:val="p"/>
+                      </m:rPr>
+                      <m:t>)</m:t>
+                    </m:r>
                   </m:num>
                   <m:den>
                     <m:r>
                       <m:t>x</m:t>
                     </m:r>
-                    <m:d>
-                      <m:dPr>
-                        <m:begChr m:val="("/>
-                        <m:sepChr m:val=""/>
-                        <m:endChr m:val=")"/>
-                        <m:grow/>
-                      </m:dPr>
-                      <m:e>
-                        <m:r>
-                          <m:t>x</m:t>
-                        </m:r>
-                        <m:r>
-                          <m:rPr>
-                            <m:sty m:val="p"/>
-                          </m:rPr>
-                          <m:t>+</m:t>
-                        </m:r>
-                        <m:r>
-                          <m:t>3</m:t>
-                        </m:r>
-                      </m:e>
-                    </m:d>
+                    <m:r>
+                      <m:rPr>
+                        <m:sty m:val="p"/>
+                      </m:rPr>
+                      <m:t>(</m:t>
+                    </m:r>
+                    <m:r>
+                      <m:t>x</m:t>
+                    </m:r>
+                    <m:r>
+                      <m:rPr>
+                        <m:sty m:val="p"/>
+                      </m:rPr>
+                      <m:t>+</m:t>
+                    </m:r>
+                    <m:r>
+                      <m:t>3</m:t>
+                    </m:r>
+                    <m:r>
+                      <m:rPr>
+                        <m:sty m:val="p"/>
+                      </m:rPr>
+                      <m:t>)</m:t>
+                    </m:r>
                   </m:den>
                 </m:f>
                 <m:r>
@@ -8685,313 +8688,308 @@
                 <m:jc m:val="center"/>
               </m:oMathParaPr>
               <m:oMath>
-                <m:m>
-                  <m:mPr>
-                    <m:baseJc m:val="center"/>
-                    <m:plcHide m:val="on"/>
-                    <m:mcs>
-                      <m:mc>
-                        <m:mcPr>
-                          <m:mcJc m:val="right"/>
-                          <m:count m:val="1"/>
-                        </m:mcPr>
-                      </m:mc>
-                      <m:mc>
-                        <m:mcPr>
-                          <m:mcJc m:val="left"/>
-                          <m:count m:val="1"/>
-                        </m:mcPr>
-                      </m:mc>
-                    </m:mcs>
-                  </m:mPr>
-                  <m:mr>
-                    <m:e>
-                      <m:f>
-                        <m:fPr>
-                          <m:type m:val="bar"/>
-                        </m:fPr>
-                        <m:num>
-                          <m:d>
-                            <m:dPr>
-                              <m:begChr m:val="("/>
-                              <m:sepChr m:val=""/>
-                              <m:endChr m:val=")"/>
-                              <m:grow/>
-                            </m:dPr>
-                            <m:e>
-                              <m:r>
-                                <m:t>x</m:t>
-                              </m:r>
-                              <m:r>
-                                <m:rPr>
-                                  <m:sty m:val="p"/>
-                                </m:rPr>
-                                <m:t>+</m:t>
-                              </m:r>
-                              <m:r>
-                                <m:t>3</m:t>
-                              </m:r>
-                            </m:e>
-                          </m:d>
-                          <m:d>
-                            <m:dPr>
-                              <m:begChr m:val="("/>
-                              <m:sepChr m:val=""/>
-                              <m:endChr m:val=")"/>
-                              <m:grow/>
-                            </m:dPr>
-                            <m:e>
-                              <m:r>
-                                <m:t>x</m:t>
-                              </m:r>
-                              <m:r>
-                                <m:rPr>
-                                  <m:sty m:val="p"/>
-                                </m:rPr>
-                                <m:t>−</m:t>
-                              </m:r>
-                              <m:r>
-                                <m:t>3</m:t>
-                              </m:r>
-                            </m:e>
-                          </m:d>
-                        </m:num>
-                        <m:den>
-                          <m:r>
-                            <m:t>x</m:t>
-                          </m:r>
-                          <m:d>
-                            <m:dPr>
-                              <m:begChr m:val="("/>
-                              <m:sepChr m:val=""/>
-                              <m:endChr m:val=")"/>
-                              <m:grow/>
-                            </m:dPr>
-                            <m:e>
-                              <m:r>
-                                <m:t>x</m:t>
-                              </m:r>
-                              <m:r>
-                                <m:rPr>
-                                  <m:sty m:val="p"/>
-                                </m:rPr>
-                                <m:t>+</m:t>
-                              </m:r>
-                              <m:r>
-                                <m:t>3</m:t>
-                              </m:r>
-                            </m:e>
-                          </m:d>
-                        </m:den>
-                      </m:f>
-                      <m:r>
-                        <m:rPr>
-                          <m:sty m:val="p"/>
-                        </m:rPr>
-                        <m:t>⋅</m:t>
-                      </m:r>
-                      <m:f>
-                        <m:fPr>
-                          <m:type m:val="bar"/>
-                        </m:fPr>
-                        <m:num>
-                          <m:r>
-                            <m:t>x</m:t>
-                          </m:r>
-                        </m:num>
-                        <m:den>
-                          <m:r>
-                            <m:t>x</m:t>
-                          </m:r>
-                          <m:r>
-                            <m:rPr>
-                              <m:sty m:val="p"/>
-                            </m:rPr>
-                            <m:t>−</m:t>
-                          </m:r>
-                          <m:r>
-                            <m:t>3</m:t>
-                          </m:r>
-                        </m:den>
-                      </m:f>
-                    </m:e>
-                    <m:e>
-                      <m:r>
-                        <m:rPr>
-                          <m:sty m:val="p"/>
-                        </m:rPr>
-                        <m:t>=</m:t>
-                      </m:r>
-                      <m:f>
-                        <m:fPr>
-                          <m:type m:val="bar"/>
-                        </m:fPr>
-                        <m:num>
-                          <m:d>
-                            <m:dPr>
-                              <m:begChr m:val="("/>
-                              <m:sepChr m:val=""/>
-                              <m:endChr m:val=")"/>
-                              <m:grow/>
-                            </m:dPr>
-                            <m:e>
-                              <m:r>
-                                <m:t>x</m:t>
-                              </m:r>
-                              <m:r>
-                                <m:rPr>
-                                  <m:sty m:val="p"/>
-                                </m:rPr>
-                                <m:t>+</m:t>
-                              </m:r>
-                              <m:r>
-                                <m:t>3</m:t>
-                              </m:r>
-                            </m:e>
-                          </m:d>
-                          <m:d>
-                            <m:dPr>
-                              <m:begChr m:val="("/>
-                              <m:sepChr m:val=""/>
-                              <m:endChr m:val=")"/>
-                              <m:grow/>
-                            </m:dPr>
-                            <m:e>
-                              <m:r>
-                                <m:t>x</m:t>
-                              </m:r>
-                              <m:r>
-                                <m:rPr>
-                                  <m:sty m:val="p"/>
-                                </m:rPr>
-                                <m:t>−</m:t>
-                              </m:r>
-                              <m:r>
-                                <m:t>3</m:t>
-                              </m:r>
-                            </m:e>
-                          </m:d>
-                          <m:r>
-                            <m:t>x</m:t>
-                          </m:r>
-                        </m:num>
-                        <m:den>
-                          <m:r>
-                            <m:t>x</m:t>
-                          </m:r>
-                          <m:d>
-                            <m:dPr>
-                              <m:begChr m:val="("/>
-                              <m:sepChr m:val=""/>
-                              <m:endChr m:val=")"/>
-                              <m:grow/>
-                            </m:dPr>
-                            <m:e>
-                              <m:r>
-                                <m:t>x</m:t>
-                              </m:r>
-                              <m:r>
-                                <m:rPr>
-                                  <m:sty m:val="p"/>
-                                </m:rPr>
-                                <m:t>+</m:t>
-                              </m:r>
-                              <m:r>
-                                <m:t>3</m:t>
-                              </m:r>
-                            </m:e>
-                          </m:d>
-                          <m:d>
-                            <m:dPr>
-                              <m:begChr m:val="("/>
-                              <m:sepChr m:val=""/>
-                              <m:endChr m:val=")"/>
-                              <m:grow/>
-                            </m:dPr>
-                            <m:e>
-                              <m:r>
-                                <m:t>x</m:t>
-                              </m:r>
-                              <m:r>
-                                <m:rPr>
-                                  <m:sty m:val="p"/>
-                                </m:rPr>
-                                <m:t>−</m:t>
-                              </m:r>
-                              <m:r>
-                                <m:t>3</m:t>
-                              </m:r>
-                            </m:e>
-                          </m:d>
-                        </m:den>
-                      </m:f>
-                    </m:e>
-                  </m:mr>
-                  <m:mr>
-                    <m:e/>
-                    <m:e>
-                      <m:r>
-                        <m:rPr>
-                          <m:sty m:val="p"/>
-                        </m:rPr>
-                        <m:t>=</m:t>
-                      </m:r>
-                      <m:r>
-                        <m:t>1</m:t>
-                      </m:r>
-                      <m:r>
-                        <m:t>  </m:t>
-                      </m:r>
-                      <m:r>
-                        <m:rPr>
-                          <m:nor/>
-                          <m:sty m:val="p"/>
-                          <m:scr m:val="sans-serif"/>
-                        </m:rPr>
-                        <m:t>if </m:t>
-                      </m:r>
-                      <m:r>
-                        <m:t> </m:t>
-                      </m:r>
-                      <m:r>
-                        <m:t>x</m:t>
-                      </m:r>
-                      <m:r>
-                        <m:rPr>
-                          <m:sty m:val="p"/>
-                        </m:rPr>
-                        <m:t>≠</m:t>
-                      </m:r>
-                      <m:r>
-                        <m:t>0</m:t>
-                      </m:r>
-                      <m:r>
-                        <m:rPr>
-                          <m:sty m:val="p"/>
-                        </m:rPr>
-                        <m:t>,</m:t>
-                      </m:r>
-                      <m:r>
-                        <m:rPr>
-                          <m:sty m:val="p"/>
-                        </m:rPr>
-                        <m:t>−</m:t>
-                      </m:r>
-                      <m:r>
-                        <m:t>3</m:t>
-                      </m:r>
-                      <m:r>
-                        <m:rPr>
-                          <m:sty m:val="p"/>
-                        </m:rPr>
-                        <m:t>,</m:t>
-                      </m:r>
-                      <m:r>
-                        <m:t>3</m:t>
-                      </m:r>
-                    </m:e>
-                  </m:mr>
-                </m:m>
+                <m:eqArr>
+                  <m:e>
+                    <m:f>
+                      <m:fPr>
+                        <m:type m:val="bar"/>
+                      </m:fPr>
+                      <m:num>
+                        <m:r>
+                          <m:rPr>
+                            <m:sty m:val="p"/>
+                          </m:rPr>
+                          <m:t>(</m:t>
+                        </m:r>
+                        <m:r>
+                          <m:t>x</m:t>
+                        </m:r>
+                        <m:r>
+                          <m:rPr>
+                            <m:sty m:val="p"/>
+                          </m:rPr>
+                          <m:t>+</m:t>
+                        </m:r>
+                        <m:r>
+                          <m:t>3</m:t>
+                        </m:r>
+                        <m:r>
+                          <m:rPr>
+                            <m:sty m:val="p"/>
+                          </m:rPr>
+                          <m:t>)</m:t>
+                        </m:r>
+                        <m:r>
+                          <m:rPr>
+                            <m:sty m:val="p"/>
+                          </m:rPr>
+                          <m:t>(</m:t>
+                        </m:r>
+                        <m:r>
+                          <m:t>x</m:t>
+                        </m:r>
+                        <m:r>
+                          <m:rPr>
+                            <m:sty m:val="p"/>
+                          </m:rPr>
+                          <m:t>−</m:t>
+                        </m:r>
+                        <m:r>
+                          <m:t>3</m:t>
+                        </m:r>
+                        <m:r>
+                          <m:rPr>
+                            <m:sty m:val="p"/>
+                          </m:rPr>
+                          <m:t>)</m:t>
+                        </m:r>
+                      </m:num>
+                      <m:den>
+                        <m:r>
+                          <m:t>x</m:t>
+                        </m:r>
+                        <m:r>
+                          <m:rPr>
+                            <m:sty m:val="p"/>
+                          </m:rPr>
+                          <m:t>(</m:t>
+                        </m:r>
+                        <m:r>
+                          <m:t>x</m:t>
+                        </m:r>
+                        <m:r>
+                          <m:rPr>
+                            <m:sty m:val="p"/>
+                          </m:rPr>
+                          <m:t>+</m:t>
+                        </m:r>
+                        <m:r>
+                          <m:t>3</m:t>
+                        </m:r>
+                        <m:r>
+                          <m:rPr>
+                            <m:sty m:val="p"/>
+                          </m:rPr>
+                          <m:t>)</m:t>
+                        </m:r>
+                      </m:den>
+                    </m:f>
+                    <m:r>
+                      <m:rPr>
+                        <m:sty m:val="p"/>
+                      </m:rPr>
+                      <m:t>⋅</m:t>
+                    </m:r>
+                    <m:f>
+                      <m:fPr>
+                        <m:type m:val="bar"/>
+                      </m:fPr>
+                      <m:num>
+                        <m:r>
+                          <m:t>x</m:t>
+                        </m:r>
+                      </m:num>
+                      <m:den>
+                        <m:r>
+                          <m:t>x</m:t>
+                        </m:r>
+                        <m:r>
+                          <m:rPr>
+                            <m:sty m:val="p"/>
+                          </m:rPr>
+                          <m:t>−</m:t>
+                        </m:r>
+                        <m:r>
+                          <m:t>3</m:t>
+                        </m:r>
+                      </m:den>
+                    </m:f>
+                    <m:r>
+                      <m:t>&amp;</m:t>
+                    </m:r>
+                    <m:r>
+                      <m:rPr>
+                        <m:sty m:val="p"/>
+                      </m:rPr>
+                      <m:t>=</m:t>
+                    </m:r>
+                    <m:f>
+                      <m:fPr>
+                        <m:type m:val="bar"/>
+                      </m:fPr>
+                      <m:num>
+                        <m:r>
+                          <m:rPr>
+                            <m:sty m:val="p"/>
+                          </m:rPr>
+                          <m:t>(</m:t>
+                        </m:r>
+                        <m:r>
+                          <m:t>x</m:t>
+                        </m:r>
+                        <m:r>
+                          <m:rPr>
+                            <m:sty m:val="p"/>
+                          </m:rPr>
+                          <m:t>+</m:t>
+                        </m:r>
+                        <m:r>
+                          <m:t>3</m:t>
+                        </m:r>
+                        <m:r>
+                          <m:rPr>
+                            <m:sty m:val="p"/>
+                          </m:rPr>
+                          <m:t>)</m:t>
+                        </m:r>
+                        <m:r>
+                          <m:rPr>
+                            <m:sty m:val="p"/>
+                          </m:rPr>
+                          <m:t>(</m:t>
+                        </m:r>
+                        <m:r>
+                          <m:t>x</m:t>
+                        </m:r>
+                        <m:r>
+                          <m:rPr>
+                            <m:sty m:val="p"/>
+                          </m:rPr>
+                          <m:t>−</m:t>
+                        </m:r>
+                        <m:r>
+                          <m:t>3</m:t>
+                        </m:r>
+                        <m:r>
+                          <m:rPr>
+                            <m:sty m:val="p"/>
+                          </m:rPr>
+                          <m:t>)</m:t>
+                        </m:r>
+                        <m:r>
+                          <m:t>x</m:t>
+                        </m:r>
+                      </m:num>
+                      <m:den>
+                        <m:r>
+                          <m:t>x</m:t>
+                        </m:r>
+                        <m:r>
+                          <m:rPr>
+                            <m:sty m:val="p"/>
+                          </m:rPr>
+                          <m:t>(</m:t>
+                        </m:r>
+                        <m:r>
+                          <m:t>x</m:t>
+                        </m:r>
+                        <m:r>
+                          <m:rPr>
+                            <m:sty m:val="p"/>
+                          </m:rPr>
+                          <m:t>+</m:t>
+                        </m:r>
+                        <m:r>
+                          <m:t>3</m:t>
+                        </m:r>
+                        <m:r>
+                          <m:rPr>
+                            <m:sty m:val="p"/>
+                          </m:rPr>
+                          <m:t>)</m:t>
+                        </m:r>
+                        <m:r>
+                          <m:rPr>
+                            <m:sty m:val="p"/>
+                          </m:rPr>
+                          <m:t>(</m:t>
+                        </m:r>
+                        <m:r>
+                          <m:t>x</m:t>
+                        </m:r>
+                        <m:r>
+                          <m:rPr>
+                            <m:sty m:val="p"/>
+                          </m:rPr>
+                          <m:t>−</m:t>
+                        </m:r>
+                        <m:r>
+                          <m:t>3</m:t>
+                        </m:r>
+                        <m:r>
+                          <m:rPr>
+                            <m:sty m:val="p"/>
+                          </m:rPr>
+                          <m:t>)</m:t>
+                        </m:r>
+                      </m:den>
+                    </m:f>
+                  </m:e>
+                  <m:e>
+                    <m:r>
+                      <m:t>&amp;</m:t>
+                    </m:r>
+                    <m:r>
+                      <m:rPr>
+                        <m:sty m:val="p"/>
+                      </m:rPr>
+                      <m:t>=</m:t>
+                    </m:r>
+                    <m:r>
+                      <m:t>1</m:t>
+                    </m:r>
+                    <m:r>
+                      <m:t>  </m:t>
+                    </m:r>
+                    <m:r>
+                      <m:rPr>
+                        <m:nor/>
+                        <m:scr m:val="sans-serif"/>
+                        <m:sty m:val="p"/>
+                      </m:rPr>
+                      <m:t>if </m:t>
+                    </m:r>
+                    <m:r>
+                      <m:t> </m:t>
+                    </m:r>
+                    <m:r>
+                      <m:t>x</m:t>
+                    </m:r>
+                    <m:r>
+                      <m:rPr>
+                        <m:sty m:val="p"/>
+                      </m:rPr>
+                      <m:t>≠</m:t>
+                    </m:r>
+                    <m:r>
+                      <m:t>0</m:t>
+                    </m:r>
+                    <m:r>
+                      <m:rPr>
+                        <m:sty m:val="p"/>
+                      </m:rPr>
+                      <m:t>,</m:t>
+                    </m:r>
+                    <m:r>
+                      <m:rPr>
+                        <m:sty m:val="p"/>
+                      </m:rPr>
+                      <m:t>−</m:t>
+                    </m:r>
+                    <m:r>
+                      <m:t>3</m:t>
+                    </m:r>
+                    <m:r>
+                      <m:rPr>
+                        <m:sty m:val="p"/>
+                      </m:rPr>
+                      <m:t>,</m:t>
+                    </m:r>
+                    <m:r>
+                      <m:t>3</m:t>
+                    </m:r>
+                  </m:e>
+                </m:eqArr>
               </m:oMath>
             </m:oMathPara>
           </w:p>
@@ -9064,28 +9062,30 @@
               <m:r>
                 <m:t>x</m:t>
               </m:r>
-              <m:d>
-                <m:dPr>
-                  <m:begChr m:val="("/>
-                  <m:sepChr m:val=""/>
-                  <m:endChr m:val=")"/>
-                  <m:grow/>
-                </m:dPr>
-                <m:e>
-                  <m:r>
-                    <m:t>x</m:t>
-                  </m:r>
-                  <m:r>
-                    <m:rPr>
-                      <m:sty m:val="p"/>
-                    </m:rPr>
-                    <m:t>+</m:t>
-                  </m:r>
-                  <m:r>
-                    <m:t>3</m:t>
-                  </m:r>
-                </m:e>
-              </m:d>
+              <m:r>
+                <m:rPr>
+                  <m:sty m:val="p"/>
+                </m:rPr>
+                <m:t>(</m:t>
+              </m:r>
+              <m:r>
+                <m:t>x</m:t>
+              </m:r>
+              <m:r>
+                <m:rPr>
+                  <m:sty m:val="p"/>
+                </m:rPr>
+                <m:t>+</m:t>
+              </m:r>
+              <m:r>
+                <m:t>3</m:t>
+              </m:r>
+              <m:r>
+                <m:rPr>
+                  <m:sty m:val="p"/>
+                </m:rPr>
+                <m:t>)</m:t>
+              </m:r>
             </m:oMath>
             <w:r>
               <w:t xml:space="preserve">, and</w:t>
@@ -9140,8 +9140,8 @@
         </w:tc>
       </w:tr>
     </w:tbl>
-    <w:bookmarkEnd w:id="63"/>
-    <w:bookmarkStart w:id="70" w:name="compound-algebraic-fractions"/>
+    <w:bookmarkEnd w:id="52"/>
+    <w:bookmarkStart w:id="59" w:name="compound-algebraic-fractions"/>
     <w:p>
       <w:pPr>
         <w:pStyle w:val="Heading1"/>
@@ -9430,18 +9430,18 @@
                 <wp:inline>
                   <wp:extent cx="152400" cy="152400"/>
                   <wp:effectExtent b="0" l="0" r="0" t="0"/>
-                  <wp:docPr descr="" title="" id="64" name="Picture"/>
+                  <wp:docPr descr="" title="" id="53" name="Picture"/>
                   <a:graphic>
                     <a:graphicData uri="http://schemas.openxmlformats.org/drawingml/2006/picture">
                       <pic:pic>
                         <pic:nvPicPr>
-                          <pic:cNvPr descr="/Applications/quarto/share/formats/docx/note.png" id="65" name="Picture"/>
+                          <pic:cNvPr descr="/Applications/quarto/share/formats/docx/note.png" id="54" name="Picture"/>
                           <pic:cNvPicPr>
                             <a:picLocks noChangeArrowheads="1" noChangeAspect="1"/>
                           </pic:cNvPicPr>
                         </pic:nvPicPr>
                         <pic:blipFill>
-                          <a:blip r:embed="rId24"/>
+                          <a:blip r:embed="rId13"/>
                           <a:stretch>
                             <a:fillRect/>
                           </a:stretch>
@@ -9624,18 +9624,18 @@
                 <wp:inline>
                   <wp:extent cx="152400" cy="152400"/>
                   <wp:effectExtent b="0" l="0" r="0" t="0"/>
-                  <wp:docPr descr="" title="" id="66" name="Picture"/>
+                  <wp:docPr descr="" title="" id="55" name="Picture"/>
                   <a:graphic>
                     <a:graphicData uri="http://schemas.openxmlformats.org/drawingml/2006/picture">
                       <pic:pic>
                         <pic:nvPicPr>
-                          <pic:cNvPr descr="/Applications/quarto/share/formats/docx/note.png" id="67" name="Picture"/>
+                          <pic:cNvPr descr="/Applications/quarto/share/formats/docx/note.png" id="56" name="Picture"/>
                           <pic:cNvPicPr>
                             <a:picLocks noChangeArrowheads="1" noChangeAspect="1"/>
                           </pic:cNvPicPr>
                         </pic:nvPicPr>
                         <pic:blipFill>
-                          <a:blip r:embed="rId24"/>
+                          <a:blip r:embed="rId13"/>
                           <a:stretch>
                             <a:fillRect/>
                           </a:stretch>
@@ -10016,256 +10016,241 @@
                 <m:jc m:val="center"/>
               </m:oMathParaPr>
               <m:oMath>
-                <m:m>
-                  <m:mPr>
-                    <m:baseJc m:val="center"/>
-                    <m:plcHide m:val="on"/>
-                    <m:mcs>
-                      <m:mc>
-                        <m:mcPr>
-                          <m:mcJc m:val="right"/>
-                          <m:count m:val="1"/>
-                        </m:mcPr>
-                      </m:mc>
-                      <m:mc>
-                        <m:mcPr>
-                          <m:mcJc m:val="left"/>
-                          <m:count m:val="1"/>
-                        </m:mcPr>
-                      </m:mc>
-                    </m:mcs>
-                  </m:mPr>
-                  <m:mr>
-                    <m:e>
-                      <m:f>
-                        <m:fPr>
-                          <m:type m:val="bar"/>
-                        </m:fPr>
-                        <m:num>
-                          <m:r>
-                            <m:t>2</m:t>
-                          </m:r>
-                          <m:r>
-                            <m:t>a</m:t>
-                          </m:r>
-                        </m:num>
-                        <m:den>
-                          <m:r>
-                            <m:t>3</m:t>
-                          </m:r>
-                        </m:den>
-                      </m:f>
-                      <m:r>
-                        <m:rPr>
-                          <m:sty m:val="p"/>
-                        </m:rPr>
-                        <m:t>⋅</m:t>
-                      </m:r>
-                      <m:f>
-                        <m:fPr>
-                          <m:type m:val="bar"/>
-                        </m:fPr>
-                        <m:num>
-                          <m:r>
-                            <m:t>6</m:t>
-                          </m:r>
-                        </m:num>
-                        <m:den>
-                          <m:r>
-                            <m:t>a</m:t>
-                          </m:r>
-                          <m:r>
-                            <m:rPr>
-                              <m:sty m:val="p"/>
-                            </m:rPr>
-                            <m:t>+</m:t>
-                          </m:r>
-                          <m:r>
-                            <m:t>1</m:t>
-                          </m:r>
-                        </m:den>
-                      </m:f>
-                    </m:e>
-                    <m:e>
-                      <m:r>
-                        <m:rPr>
-                          <m:sty m:val="p"/>
-                        </m:rPr>
-                        <m:t>=</m:t>
-                      </m:r>
-                      <m:f>
-                        <m:fPr>
-                          <m:type m:val="bar"/>
-                        </m:fPr>
-                        <m:num>
-                          <m:r>
-                            <m:t>2</m:t>
-                          </m:r>
-                          <m:r>
-                            <m:t>a</m:t>
-                          </m:r>
-                          <m:r>
-                            <m:rPr>
-                              <m:sty m:val="p"/>
-                            </m:rPr>
-                            <m:t>⋅</m:t>
-                          </m:r>
-                          <m:r>
-                            <m:t>6</m:t>
-                          </m:r>
-                        </m:num>
-                        <m:den>
-                          <m:r>
-                            <m:t>3</m:t>
-                          </m:r>
-                          <m:d>
-                            <m:dPr>
-                              <m:begChr m:val="("/>
-                              <m:sepChr m:val=""/>
-                              <m:endChr m:val=")"/>
-                              <m:grow/>
-                            </m:dPr>
-                            <m:e>
-                              <m:r>
-                                <m:t>a</m:t>
-                              </m:r>
-                              <m:r>
-                                <m:rPr>
-                                  <m:sty m:val="p"/>
-                                </m:rPr>
-                                <m:t>+</m:t>
-                              </m:r>
-                              <m:r>
-                                <m:t>1</m:t>
-                              </m:r>
-                            </m:e>
-                          </m:d>
-                        </m:den>
-                      </m:f>
-                    </m:e>
-                  </m:mr>
-                  <m:mr>
-                    <m:e/>
-                    <m:e>
-                      <m:r>
-                        <m:rPr>
-                          <m:sty m:val="p"/>
-                        </m:rPr>
-                        <m:t>=</m:t>
-                      </m:r>
-                      <m:f>
-                        <m:fPr>
-                          <m:type m:val="bar"/>
-                        </m:fPr>
-                        <m:num>
-                          <m:r>
-                            <m:t>12</m:t>
-                          </m:r>
-                          <m:r>
-                            <m:t>a</m:t>
-                          </m:r>
-                        </m:num>
-                        <m:den>
-                          <m:r>
-                            <m:t>3</m:t>
-                          </m:r>
-                          <m:d>
-                            <m:dPr>
-                              <m:begChr m:val="("/>
-                              <m:sepChr m:val=""/>
-                              <m:endChr m:val=")"/>
-                              <m:grow/>
-                            </m:dPr>
-                            <m:e>
-                              <m:r>
-                                <m:t>a</m:t>
-                              </m:r>
-                              <m:r>
-                                <m:rPr>
-                                  <m:sty m:val="p"/>
-                                </m:rPr>
-                                <m:t>+</m:t>
-                              </m:r>
-                              <m:r>
-                                <m:t>1</m:t>
-                              </m:r>
-                            </m:e>
-                          </m:d>
-                        </m:den>
-                      </m:f>
-                    </m:e>
-                  </m:mr>
-                  <m:mr>
-                    <m:e/>
-                    <m:e>
-                      <m:r>
-                        <m:rPr>
-                          <m:sty m:val="p"/>
-                        </m:rPr>
-                        <m:t>=</m:t>
-                      </m:r>
-                      <m:f>
-                        <m:fPr>
-                          <m:type m:val="bar"/>
-                        </m:fPr>
-                        <m:num>
-                          <m:r>
-                            <m:t>4</m:t>
-                          </m:r>
-                          <m:r>
-                            <m:t>a</m:t>
-                          </m:r>
-                        </m:num>
-                        <m:den>
-                          <m:r>
-                            <m:t>a</m:t>
-                          </m:r>
-                          <m:r>
-                            <m:rPr>
-                              <m:sty m:val="p"/>
-                            </m:rPr>
-                            <m:t>+</m:t>
-                          </m:r>
-                          <m:r>
-                            <m:t>1</m:t>
-                          </m:r>
-                        </m:den>
-                      </m:f>
-                      <m:r>
-                        <m:t>  </m:t>
-                      </m:r>
-                      <m:r>
-                        <m:rPr>
-                          <m:nor/>
-                          <m:sty m:val="p"/>
-                          <m:scr m:val="sans-serif"/>
-                        </m:rPr>
-                        <m:t>if </m:t>
-                      </m:r>
-                      <m:r>
-                        <m:t> </m:t>
-                      </m:r>
-                      <m:r>
-                        <m:t>a</m:t>
-                      </m:r>
-                      <m:r>
-                        <m:rPr>
-                          <m:sty m:val="p"/>
-                        </m:rPr>
-                        <m:t>≠</m:t>
-                      </m:r>
-                      <m:r>
-                        <m:rPr>
-                          <m:sty m:val="p"/>
-                        </m:rPr>
-                        <m:t>−</m:t>
-                      </m:r>
-                      <m:r>
-                        <m:t>1</m:t>
-                      </m:r>
-                    </m:e>
-                  </m:mr>
-                </m:m>
+                <m:eqArr>
+                  <m:e>
+                    <m:f>
+                      <m:fPr>
+                        <m:type m:val="bar"/>
+                      </m:fPr>
+                      <m:num>
+                        <m:r>
+                          <m:t>2</m:t>
+                        </m:r>
+                        <m:r>
+                          <m:t>a</m:t>
+                        </m:r>
+                      </m:num>
+                      <m:den>
+                        <m:r>
+                          <m:t>3</m:t>
+                        </m:r>
+                      </m:den>
+                    </m:f>
+                    <m:r>
+                      <m:rPr>
+                        <m:sty m:val="p"/>
+                      </m:rPr>
+                      <m:t>⋅</m:t>
+                    </m:r>
+                    <m:f>
+                      <m:fPr>
+                        <m:type m:val="bar"/>
+                      </m:fPr>
+                      <m:num>
+                        <m:r>
+                          <m:t>6</m:t>
+                        </m:r>
+                      </m:num>
+                      <m:den>
+                        <m:r>
+                          <m:t>a</m:t>
+                        </m:r>
+                        <m:r>
+                          <m:rPr>
+                            <m:sty m:val="p"/>
+                          </m:rPr>
+                          <m:t>+</m:t>
+                        </m:r>
+                        <m:r>
+                          <m:t>1</m:t>
+                        </m:r>
+                      </m:den>
+                    </m:f>
+                    <m:r>
+                      <m:t>&amp;</m:t>
+                    </m:r>
+                    <m:r>
+                      <m:rPr>
+                        <m:sty m:val="p"/>
+                      </m:rPr>
+                      <m:t>=</m:t>
+                    </m:r>
+                    <m:f>
+                      <m:fPr>
+                        <m:type m:val="bar"/>
+                      </m:fPr>
+                      <m:num>
+                        <m:r>
+                          <m:t>2</m:t>
+                        </m:r>
+                        <m:r>
+                          <m:t>a</m:t>
+                        </m:r>
+                        <m:r>
+                          <m:rPr>
+                            <m:sty m:val="p"/>
+                          </m:rPr>
+                          <m:t>⋅</m:t>
+                        </m:r>
+                        <m:r>
+                          <m:t>6</m:t>
+                        </m:r>
+                      </m:num>
+                      <m:den>
+                        <m:r>
+                          <m:t>3</m:t>
+                        </m:r>
+                        <m:r>
+                          <m:rPr>
+                            <m:sty m:val="p"/>
+                          </m:rPr>
+                          <m:t>(</m:t>
+                        </m:r>
+                        <m:r>
+                          <m:t>a</m:t>
+                        </m:r>
+                        <m:r>
+                          <m:rPr>
+                            <m:sty m:val="p"/>
+                          </m:rPr>
+                          <m:t>+</m:t>
+                        </m:r>
+                        <m:r>
+                          <m:t>1</m:t>
+                        </m:r>
+                        <m:r>
+                          <m:rPr>
+                            <m:sty m:val="p"/>
+                          </m:rPr>
+                          <m:t>)</m:t>
+                        </m:r>
+                      </m:den>
+                    </m:f>
+                  </m:e>
+                  <m:e>
+                    <m:r>
+                      <m:t>&amp;</m:t>
+                    </m:r>
+                    <m:r>
+                      <m:rPr>
+                        <m:sty m:val="p"/>
+                      </m:rPr>
+                      <m:t>=</m:t>
+                    </m:r>
+                    <m:f>
+                      <m:fPr>
+                        <m:type m:val="bar"/>
+                      </m:fPr>
+                      <m:num>
+                        <m:r>
+                          <m:t>12</m:t>
+                        </m:r>
+                        <m:r>
+                          <m:t>a</m:t>
+                        </m:r>
+                      </m:num>
+                      <m:den>
+                        <m:r>
+                          <m:t>3</m:t>
+                        </m:r>
+                        <m:r>
+                          <m:rPr>
+                            <m:sty m:val="p"/>
+                          </m:rPr>
+                          <m:t>(</m:t>
+                        </m:r>
+                        <m:r>
+                          <m:t>a</m:t>
+                        </m:r>
+                        <m:r>
+                          <m:rPr>
+                            <m:sty m:val="p"/>
+                          </m:rPr>
+                          <m:t>+</m:t>
+                        </m:r>
+                        <m:r>
+                          <m:t>1</m:t>
+                        </m:r>
+                        <m:r>
+                          <m:rPr>
+                            <m:sty m:val="p"/>
+                          </m:rPr>
+                          <m:t>)</m:t>
+                        </m:r>
+                      </m:den>
+                    </m:f>
+                  </m:e>
+                  <m:e>
+                    <m:r>
+                      <m:t>&amp;</m:t>
+                    </m:r>
+                    <m:r>
+                      <m:rPr>
+                        <m:sty m:val="p"/>
+                      </m:rPr>
+                      <m:t>=</m:t>
+                    </m:r>
+                    <m:f>
+                      <m:fPr>
+                        <m:type m:val="bar"/>
+                      </m:fPr>
+                      <m:num>
+                        <m:r>
+                          <m:t>4</m:t>
+                        </m:r>
+                        <m:r>
+                          <m:t>a</m:t>
+                        </m:r>
+                      </m:num>
+                      <m:den>
+                        <m:r>
+                          <m:t>a</m:t>
+                        </m:r>
+                        <m:r>
+                          <m:rPr>
+                            <m:sty m:val="p"/>
+                          </m:rPr>
+                          <m:t>+</m:t>
+                        </m:r>
+                        <m:r>
+                          <m:t>1</m:t>
+                        </m:r>
+                      </m:den>
+                    </m:f>
+                    <m:r>
+                      <m:t>  </m:t>
+                    </m:r>
+                    <m:r>
+                      <m:rPr>
+                        <m:nor/>
+                        <m:scr m:val="sans-serif"/>
+                        <m:sty m:val="p"/>
+                      </m:rPr>
+                      <m:t>if </m:t>
+                    </m:r>
+                    <m:r>
+                      <m:t> </m:t>
+                    </m:r>
+                    <m:r>
+                      <m:t>a</m:t>
+                    </m:r>
+                    <m:r>
+                      <m:rPr>
+                        <m:sty m:val="p"/>
+                      </m:rPr>
+                      <m:t>≠</m:t>
+                    </m:r>
+                    <m:r>
+                      <m:rPr>
+                        <m:sty m:val="p"/>
+                      </m:rPr>
+                      <m:t>−</m:t>
+                    </m:r>
+                    <m:r>
+                      <m:t>1</m:t>
+                    </m:r>
+                  </m:e>
+                </m:eqArr>
               </m:oMath>
             </m:oMathPara>
           </w:p>
@@ -10320,18 +10305,18 @@
                 <wp:inline>
                   <wp:extent cx="152400" cy="152400"/>
                   <wp:effectExtent b="0" l="0" r="0" t="0"/>
-                  <wp:docPr descr="" title="" id="68" name="Picture"/>
+                  <wp:docPr descr="" title="" id="57" name="Picture"/>
                   <a:graphic>
                     <a:graphicData uri="http://schemas.openxmlformats.org/drawingml/2006/picture">
                       <pic:pic>
                         <pic:nvPicPr>
-                          <pic:cNvPr descr="/Applications/quarto/share/formats/docx/note.png" id="69" name="Picture"/>
+                          <pic:cNvPr descr="/Applications/quarto/share/formats/docx/note.png" id="58" name="Picture"/>
                           <pic:cNvPicPr>
                             <a:picLocks noChangeArrowheads="1" noChangeAspect="1"/>
                           </pic:cNvPicPr>
                         </pic:nvPicPr>
                         <pic:blipFill>
-                          <a:blip r:embed="rId24"/>
+                          <a:blip r:embed="rId13"/>
                           <a:stretch>
                             <a:fillRect/>
                           </a:stretch>
@@ -11293,40 +11278,42 @@
                     <m:r>
                       <m:t>y</m:t>
                     </m:r>
-                    <m:d>
-                      <m:dPr>
-                        <m:begChr m:val="("/>
-                        <m:sepChr m:val=""/>
-                        <m:endChr m:val=")"/>
-                        <m:grow/>
-                      </m:dPr>
+                    <m:r>
+                      <m:rPr>
+                        <m:sty m:val="p"/>
+                      </m:rPr>
+                      <m:t>(</m:t>
+                    </m:r>
+                    <m:r>
+                      <m:t>2</m:t>
+                    </m:r>
+                    <m:r>
+                      <m:t>x</m:t>
+                    </m:r>
+                    <m:r>
+                      <m:rPr>
+                        <m:sty m:val="p"/>
+                      </m:rPr>
+                      <m:t>+</m:t>
+                    </m:r>
+                    <m:sSup>
                       <m:e>
                         <m:r>
+                          <m:t>y</m:t>
+                        </m:r>
+                      </m:e>
+                      <m:sup>
+                        <m:r>
                           <m:t>2</m:t>
                         </m:r>
-                        <m:r>
-                          <m:t>x</m:t>
-                        </m:r>
-                        <m:r>
-                          <m:rPr>
-                            <m:sty m:val="p"/>
-                          </m:rPr>
-                          <m:t>+</m:t>
-                        </m:r>
-                        <m:sSup>
-                          <m:e>
-                            <m:r>
-                              <m:t>y</m:t>
-                            </m:r>
-                          </m:e>
-                          <m:sup>
-                            <m:r>
-                              <m:t>2</m:t>
-                            </m:r>
-                          </m:sup>
-                        </m:sSup>
-                      </m:e>
-                    </m:d>
+                      </m:sup>
+                    </m:sSup>
+                    <m:r>
+                      <m:rPr>
+                        <m:sty m:val="p"/>
+                      </m:rPr>
+                      <m:t>)</m:t>
+                    </m:r>
                   </m:num>
                   <m:den>
                     <m:r>
@@ -11400,8 +11387,8 @@
                 <m:r>
                   <m:rPr>
                     <m:nor/>
+                    <m:scr m:val="sans-serif"/>
                     <m:sty m:val="p"/>
-                    <m:scr m:val="sans-serif"/>
                   </m:rPr>
                   <m:t> if </m:t>
                 </m:r>
@@ -11426,8 +11413,8 @@
                 <m:r>
                   <m:rPr>
                     <m:nor/>
+                    <m:scr m:val="sans-serif"/>
                     <m:sty m:val="p"/>
-                    <m:scr m:val="sans-serif"/>
                   </m:rPr>
                   <m:t> and </m:t>
                 </m:r>
@@ -11598,8 +11585,8 @@
                 <m:r>
                   <m:rPr>
                     <m:nor/>
+                    <m:scr m:val="sans-serif"/>
                     <m:sty m:val="p"/>
-                    <m:scr m:val="sans-serif"/>
                   </m:rPr>
                   <m:t> if </m:t>
                 </m:r>
@@ -11624,8 +11611,8 @@
                 <m:r>
                   <m:rPr>
                     <m:nor/>
+                    <m:scr m:val="sans-serif"/>
                     <m:sty m:val="p"/>
-                    <m:scr m:val="sans-serif"/>
                   </m:rPr>
                   <m:t> and </m:t>
                 </m:r>
@@ -11656,8 +11643,8 @@
         </w:tc>
       </w:tr>
     </w:tbl>
-    <w:bookmarkEnd w:id="70"/>
-    <w:bookmarkStart w:id="71" w:name="quick-check-problems"/>
+    <w:bookmarkEnd w:id="59"/>
+    <w:bookmarkStart w:id="60" w:name="quick-check-problems"/>
     <w:p>
       <w:pPr>
         <w:pStyle w:val="Heading1"/>
@@ -11791,8 +11778,8 @@
         <m:r>
           <m:rPr>
             <m:nor/>
+            <m:scr m:val="sans-serif"/>
             <m:sty m:val="p"/>
-            <m:scr m:val="sans-serif"/>
           </m:rPr>
           <m:t>(a)</m:t>
         </m:r>
@@ -11823,8 +11810,8 @@
         <m:r>
           <m:rPr>
             <m:nor/>
+            <m:scr m:val="sans-serif"/>
             <m:sty m:val="p"/>
-            <m:scr m:val="sans-serif"/>
           </m:rPr>
           <m:t>(b)</m:t>
         </m:r>
@@ -11855,8 +11842,8 @@
         <m:r>
           <m:rPr>
             <m:nor/>
+            <m:scr m:val="sans-serif"/>
             <m:sty m:val="p"/>
-            <m:scr m:val="sans-serif"/>
           </m:rPr>
           <m:t>(c)</m:t>
         </m:r>
@@ -11887,8 +11874,8 @@
         <m:r>
           <m:rPr>
             <m:nor/>
+            <m:scr m:val="sans-serif"/>
             <m:sty m:val="p"/>
-            <m:scr m:val="sans-serif"/>
           </m:rPr>
           <m:t>(d)</m:t>
         </m:r>
@@ -11919,8 +11906,8 @@
         <m:r>
           <m:rPr>
             <m:nor/>
+            <m:scr m:val="sans-serif"/>
             <m:sty m:val="p"/>
-            <m:scr m:val="sans-serif"/>
           </m:rPr>
           <m:t>(e)</m:t>
         </m:r>
@@ -12087,8 +12074,8 @@
         <m:r>
           <m:rPr>
             <m:nor/>
+            <m:scr m:val="sans-serif"/>
             <m:sty m:val="p"/>
-            <m:scr m:val="sans-serif"/>
           </m:rPr>
           <m:t>(a)</m:t>
         </m:r>
@@ -12116,8 +12103,8 @@
         <m:r>
           <m:rPr>
             <m:nor/>
+            <m:scr m:val="sans-serif"/>
             <m:sty m:val="p"/>
-            <m:scr m:val="sans-serif"/>
           </m:rPr>
           <m:t>(b)</m:t>
         </m:r>
@@ -12148,8 +12135,8 @@
         <m:r>
           <m:rPr>
             <m:nor/>
+            <m:scr m:val="sans-serif"/>
             <m:sty m:val="p"/>
-            <m:scr m:val="sans-serif"/>
           </m:rPr>
           <m:t>(c)</m:t>
         </m:r>
@@ -12177,8 +12164,8 @@
         <m:r>
           <m:rPr>
             <m:nor/>
+            <m:scr m:val="sans-serif"/>
             <m:sty m:val="p"/>
-            <m:scr m:val="sans-serif"/>
           </m:rPr>
           <m:t>(d)</m:t>
         </m:r>
@@ -12206,8 +12193,8 @@
         <m:r>
           <m:rPr>
             <m:nor/>
+            <m:scr m:val="sans-serif"/>
             <m:sty m:val="p"/>
-            <m:scr m:val="sans-serif"/>
           </m:rPr>
           <m:t>(e)</m:t>
         </m:r>
@@ -12362,8 +12349,8 @@
         <m:r>
           <m:rPr>
             <m:nor/>
+            <m:scr m:val="sans-serif"/>
             <m:sty m:val="p"/>
-            <m:scr m:val="sans-serif"/>
           </m:rPr>
           <m:t>(a)</m:t>
         </m:r>
@@ -12379,8 +12366,8 @@
         <m:r>
           <m:rPr>
             <m:nor/>
+            <m:scr m:val="sans-serif"/>
             <m:sty m:val="p"/>
-            <m:scr m:val="sans-serif"/>
           </m:rPr>
           <m:t>(b)</m:t>
         </m:r>
@@ -12396,8 +12383,8 @@
         <m:r>
           <m:rPr>
             <m:nor/>
+            <m:scr m:val="sans-serif"/>
             <m:sty m:val="p"/>
-            <m:scr m:val="sans-serif"/>
           </m:rPr>
           <m:t>(c)</m:t>
         </m:r>
@@ -12425,8 +12412,8 @@
         <m:r>
           <m:rPr>
             <m:nor/>
+            <m:scr m:val="sans-serif"/>
             <m:sty m:val="p"/>
-            <m:scr m:val="sans-serif"/>
           </m:rPr>
           <m:t>(d)</m:t>
         </m:r>
@@ -12454,8 +12441,8 @@
         <m:r>
           <m:rPr>
             <m:nor/>
+            <m:scr m:val="sans-serif"/>
             <m:sty m:val="p"/>
-            <m:scr m:val="sans-serif"/>
           </m:rPr>
           <m:t>(e)</m:t>
         </m:r>
@@ -12470,8 +12457,8 @@
         </m:r>
       </m:oMath>
     </w:p>
-    <w:bookmarkEnd w:id="71"/>
-    <w:bookmarkStart w:id="75" w:name="further-reading"/>
+    <w:bookmarkEnd w:id="60"/>
+    <w:bookmarkStart w:id="64" w:name="further-reading"/>
     <w:p>
       <w:pPr>
         <w:pStyle w:val="Heading1"/>
@@ -12484,7 +12471,7 @@
       <w:pPr>
         <w:pStyle w:val="FirstParagraph"/>
       </w:pPr>
-      <w:hyperlink r:id="rId72">
+      <w:hyperlink r:id="rId61">
         <w:r>
           <w:rPr>
             <w:rStyle w:val="Hyperlink"/>
@@ -12493,7 +12480,7 @@
         </w:r>
       </w:hyperlink>
     </w:p>
-    <w:bookmarkStart w:id="74" w:name="version-history"/>
+    <w:bookmarkStart w:id="63" w:name="version-history"/>
     <w:p>
       <w:pPr>
         <w:pStyle w:val="Heading2"/>
@@ -12514,7 +12501,7 @@
       <w:pPr>
         <w:pStyle w:val="BodyText"/>
       </w:pPr>
-      <w:hyperlink r:id="rId73">
+      <w:hyperlink r:id="rId62">
         <w:r>
           <w:rPr>
             <w:rStyle w:val="Hyperlink"/>
@@ -12523,8 +12510,8 @@
         </w:r>
       </w:hyperlink>
     </w:p>
-    <w:bookmarkEnd w:id="74"/>
-    <w:bookmarkEnd w:id="75"/>
+    <w:bookmarkEnd w:id="63"/>
+    <w:bookmarkEnd w:id="64"/>
     <w:sectPr>
       <w:pgSz w:h="15840" w:w="12240"/>
       <w:pgMar w:bottom="1440" w:footer="720" w:gutter="0" w:header="720" w:left="1440" w:right="1440" w:top="1440"/>
